--- a/專題文件生成/Argus_系統手冊_v3.docx
+++ b/專題文件生成/Argus_系統手冊_v3.docx
@@ -489,7 +489,7 @@
           <w:i w:val="0"/>
           <w:sz w:val="28"/>
         </w:rPr>
-        <w:t>為具體說明 Argus 相較於現有工具的優勢，以下表 1-2-1 就關鍵功能維度進行比較：</w:t>
+        <w:t>為使比較基準對等，本表選取與 Argus 同屬「雲端 SaaS 網站分析平台」之主流商業產品進行功能維度比較，而非單一用途的命令列工具。比較對象涵蓋三大 SEO 分析平台（SEMrush、Ahrefs、Moz Pro）與一資安監測平台（Sucuri），如表 1-2-1 所示：</w:t>
       </w:r>
     </w:p>
     <w:p>
@@ -525,7 +525,7 @@
           <w:i w:val="0"/>
           <w:sz w:val="28"/>
         </w:rPr>
-        <w:t xml:space="preserve">　各平台功能特性比較表</w:t>
+        <w:t xml:space="preserve">　主流網站分析 SaaS 平台功能特性比較表</w:t>
       </w:r>
     </w:p>
     <w:tbl>
@@ -567,7 +567,7 @@
                 <w:color w:val="000000"/>
                 <w:sz w:val="24"/>
               </w:rPr>
-              <w:t>功能特性</w:t>
+              <w:t>功能維度</w:t>
             </w:r>
           </w:p>
         </w:tc>
@@ -613,7 +613,7 @@
                 <w:color w:val="000000"/>
                 <w:sz w:val="24"/>
               </w:rPr>
-              <w:t>Nmap</w:t>
+              <w:t>SEMrush</w:t>
             </w:r>
           </w:p>
         </w:tc>
@@ -636,7 +636,7 @@
                 <w:color w:val="000000"/>
                 <w:sz w:val="24"/>
               </w:rPr>
-              <w:t>Dirsearch</w:t>
+              <w:t>Ahrefs</w:t>
             </w:r>
           </w:p>
         </w:tc>
@@ -659,7 +659,7 @@
                 <w:color w:val="000000"/>
                 <w:sz w:val="24"/>
               </w:rPr>
-              <w:t>Katana</w:t>
+              <w:t>Moz Pro</w:t>
             </w:r>
           </w:p>
         </w:tc>
@@ -682,7 +682,7 @@
                 <w:color w:val="000000"/>
                 <w:sz w:val="24"/>
               </w:rPr>
-              <w:t>Ahrefs</w:t>
+              <w:t>Sucuri</w:t>
             </w:r>
           </w:p>
         </w:tc>
@@ -709,7 +709,7 @@
                 <w:i w:val="0"/>
                 <w:sz w:val="24"/>
               </w:rPr>
-              <w:t>主要功能</w:t>
+              <w:t>平台定位</w:t>
             </w:r>
           </w:p>
         </w:tc>
@@ -731,7 +731,7 @@
                 <w:i w:val="0"/>
                 <w:sz w:val="24"/>
               </w:rPr>
-              <w:t>四維健檢 SaaS 平台</w:t>
+              <w:t>四維網站健檢平台</w:t>
             </w:r>
           </w:p>
         </w:tc>
@@ -753,7 +753,7 @@
                 <w:i w:val="0"/>
                 <w:sz w:val="24"/>
               </w:rPr>
-              <w:t>網路埠掃描</w:t>
+              <w:t>SEO／數位行銷套件</w:t>
             </w:r>
           </w:p>
         </w:tc>
@@ -775,7 +775,7 @@
                 <w:i w:val="0"/>
                 <w:sz w:val="24"/>
               </w:rPr>
-              <w:t>目錄路徑爆破</w:t>
+              <w:t>SEO／外鏈分析</w:t>
             </w:r>
           </w:p>
         </w:tc>
@@ -797,7 +797,7 @@
                 <w:i w:val="0"/>
                 <w:sz w:val="24"/>
               </w:rPr>
-              <w:t>網頁爬蟲框架</w:t>
+              <w:t>SEO 分析平台</w:t>
             </w:r>
           </w:p>
         </w:tc>
@@ -819,7 +819,7 @@
                 <w:i w:val="0"/>
                 <w:sz w:val="24"/>
               </w:rPr>
-              <w:t>SEO／外鏈分析套件</w:t>
+              <w:t>網站資安防護</w:t>
             </w:r>
           </w:p>
         </w:tc>
@@ -846,7 +846,7 @@
                 <w:i w:val="0"/>
                 <w:sz w:val="24"/>
               </w:rPr>
-              <w:t>操作介面</w:t>
+              <w:t>部署形式</w:t>
             </w:r>
           </w:p>
         </w:tc>
@@ -868,7 +868,7 @@
                 <w:i w:val="0"/>
                 <w:sz w:val="24"/>
               </w:rPr>
-              <w:t>圖形化 GUI（Web）</w:t>
+              <w:t>雲端 SaaS</w:t>
             </w:r>
           </w:p>
         </w:tc>
@@ -890,7 +890,7 @@
                 <w:i w:val="0"/>
                 <w:sz w:val="24"/>
               </w:rPr>
-              <w:t>命令列 CLI</w:t>
+              <w:t>雲端 SaaS</w:t>
             </w:r>
           </w:p>
         </w:tc>
@@ -912,7 +912,7 @@
                 <w:i w:val="0"/>
                 <w:sz w:val="24"/>
               </w:rPr>
-              <w:t>命令列 CLI</w:t>
+              <w:t>雲端 SaaS</w:t>
             </w:r>
           </w:p>
         </w:tc>
@@ -934,7 +934,7 @@
                 <w:i w:val="0"/>
                 <w:sz w:val="24"/>
               </w:rPr>
-              <w:t>命令列 CLI</w:t>
+              <w:t>雲端 SaaS</w:t>
             </w:r>
           </w:p>
         </w:tc>
@@ -956,7 +956,7 @@
                 <w:i w:val="0"/>
                 <w:sz w:val="24"/>
               </w:rPr>
-              <w:t>圖形化 GUI</w:t>
+              <w:t>雲端 SaaS</w:t>
             </w:r>
           </w:p>
         </w:tc>
@@ -983,7 +983,7 @@
                 <w:i w:val="0"/>
                 <w:sz w:val="24"/>
               </w:rPr>
-              <w:t>SEO 掃描</w:t>
+              <w:t>SEO 健檢</w:t>
             </w:r>
           </w:p>
         </w:tc>
@@ -1027,73 +1027,73 @@
                 <w:i w:val="0"/>
                 <w:sz w:val="24"/>
               </w:rPr>
+              <w:t>✅ 完整</w:t>
+            </w:r>
+          </w:p>
+        </w:tc>
+        <w:tc>
+          <w:tcPr>
+            <w:tcW w:type="dxa" w:w="1757"/>
+            <w:vAlign w:val="center"/>
+            <w:shd w:val="clear" w:color="auto" w:fill="F2F2F2"/>
+          </w:tcPr>
+          <w:p>
+            <w:pPr w:adjustRightInd="1" w:snapToGrid="0">
+              <w:spacing w:before="40" w:after="40" w:line="240" w:lineRule="auto"/>
+              <w:jc w:val="left"/>
+            </w:pPr>
+            <w:r>
+              <w:rPr>
+                <w:rFonts w:eastAsia="標楷體" w:ascii="Times New Roman" w:hAnsi="Times New Roman"/>
+                <w:b w:val="0"/>
+                <w:i w:val="0"/>
+                <w:sz w:val="24"/>
+              </w:rPr>
+              <w:t>✅ 完整</w:t>
+            </w:r>
+          </w:p>
+        </w:tc>
+        <w:tc>
+          <w:tcPr>
+            <w:tcW w:type="dxa" w:w="1757"/>
+            <w:vAlign w:val="center"/>
+            <w:shd w:val="clear" w:color="auto" w:fill="F2F2F2"/>
+          </w:tcPr>
+          <w:p>
+            <w:pPr w:adjustRightInd="1" w:snapToGrid="0">
+              <w:spacing w:before="40" w:after="40" w:line="240" w:lineRule="auto"/>
+              <w:jc w:val="left"/>
+            </w:pPr>
+            <w:r>
+              <w:rPr>
+                <w:rFonts w:eastAsia="標楷體" w:ascii="Times New Roman" w:hAnsi="Times New Roman"/>
+                <w:b w:val="0"/>
+                <w:i w:val="0"/>
+                <w:sz w:val="24"/>
+              </w:rPr>
+              <w:t>✅ 完整</w:t>
+            </w:r>
+          </w:p>
+        </w:tc>
+        <w:tc>
+          <w:tcPr>
+            <w:tcW w:type="dxa" w:w="1757"/>
+            <w:vAlign w:val="center"/>
+            <w:shd w:val="clear" w:color="auto" w:fill="F2F2F2"/>
+          </w:tcPr>
+          <w:p>
+            <w:pPr w:adjustRightInd="1" w:snapToGrid="0">
+              <w:spacing w:before="40" w:after="40" w:line="240" w:lineRule="auto"/>
+              <w:jc w:val="left"/>
+            </w:pPr>
+            <w:r>
+              <w:rPr>
+                <w:rFonts w:eastAsia="標楷體" w:ascii="Times New Roman" w:hAnsi="Times New Roman"/>
+                <w:b w:val="0"/>
+                <w:i w:val="0"/>
+                <w:sz w:val="24"/>
+              </w:rPr>
               <w:t>❌</w:t>
-            </w:r>
-          </w:p>
-        </w:tc>
-        <w:tc>
-          <w:tcPr>
-            <w:tcW w:type="dxa" w:w="1757"/>
-            <w:vAlign w:val="center"/>
-            <w:shd w:val="clear" w:color="auto" w:fill="F2F2F2"/>
-          </w:tcPr>
-          <w:p>
-            <w:pPr w:adjustRightInd="1" w:snapToGrid="0">
-              <w:spacing w:before="40" w:after="40" w:line="240" w:lineRule="auto"/>
-              <w:jc w:val="left"/>
-            </w:pPr>
-            <w:r>
-              <w:rPr>
-                <w:rFonts w:eastAsia="標楷體" w:ascii="Times New Roman" w:hAnsi="Times New Roman"/>
-                <w:b w:val="0"/>
-                <w:i w:val="0"/>
-                <w:sz w:val="24"/>
-              </w:rPr>
-              <w:t>❌</w:t>
-            </w:r>
-          </w:p>
-        </w:tc>
-        <w:tc>
-          <w:tcPr>
-            <w:tcW w:type="dxa" w:w="1757"/>
-            <w:vAlign w:val="center"/>
-            <w:shd w:val="clear" w:color="auto" w:fill="F2F2F2"/>
-          </w:tcPr>
-          <w:p>
-            <w:pPr w:adjustRightInd="1" w:snapToGrid="0">
-              <w:spacing w:before="40" w:after="40" w:line="240" w:lineRule="auto"/>
-              <w:jc w:val="left"/>
-            </w:pPr>
-            <w:r>
-              <w:rPr>
-                <w:rFonts w:eastAsia="標楷體" w:ascii="Times New Roman" w:hAnsi="Times New Roman"/>
-                <w:b w:val="0"/>
-                <w:i w:val="0"/>
-                <w:sz w:val="24"/>
-              </w:rPr>
-              <w:t>部分（爬蟲）</w:t>
-            </w:r>
-          </w:p>
-        </w:tc>
-        <w:tc>
-          <w:tcPr>
-            <w:tcW w:type="dxa" w:w="1757"/>
-            <w:vAlign w:val="center"/>
-            <w:shd w:val="clear" w:color="auto" w:fill="F2F2F2"/>
-          </w:tcPr>
-          <w:p>
-            <w:pPr w:adjustRightInd="1" w:snapToGrid="0">
-              <w:spacing w:before="40" w:after="40" w:line="240" w:lineRule="auto"/>
-              <w:jc w:val="left"/>
-            </w:pPr>
-            <w:r>
-              <w:rPr>
-                <w:rFonts w:eastAsia="標楷體" w:ascii="Times New Roman" w:hAnsi="Times New Roman"/>
-                <w:b w:val="0"/>
-                <w:i w:val="0"/>
-                <w:sz w:val="24"/>
-              </w:rPr>
-              <w:t>✅ 完整</w:t>
             </w:r>
           </w:p>
         </w:tc>
@@ -1301,7 +1301,7 @@
                 <w:i w:val="0"/>
                 <w:sz w:val="24"/>
               </w:rPr>
-              <w:t>✅（主動埠掃）</w:t>
+              <w:t>❌</w:t>
             </w:r>
           </w:p>
         </w:tc>
@@ -1323,7 +1323,7 @@
                 <w:i w:val="0"/>
                 <w:sz w:val="24"/>
               </w:rPr>
-              <w:t>✅（路徑探測）</w:t>
+              <w:t>❌</w:t>
             </w:r>
           </w:p>
         </w:tc>
@@ -1345,7 +1345,7 @@
                 <w:i w:val="0"/>
                 <w:sz w:val="24"/>
               </w:rPr>
-              <w:t>部分（爬蟲）</w:t>
+              <w:t>❌</w:t>
             </w:r>
           </w:p>
         </w:tc>
@@ -1367,7 +1367,7 @@
                 <w:i w:val="0"/>
                 <w:sz w:val="24"/>
               </w:rPr>
-              <w:t>❌</w:t>
+              <w:t>✅ 惡意程式／WAF</w:t>
             </w:r>
           </w:p>
         </w:tc>
@@ -1394,7 +1394,7 @@
                 <w:i w:val="0"/>
                 <w:sz w:val="24"/>
               </w:rPr>
-              <w:t>合規被動操作</w:t>
+              <w:t>一站式整合四維</w:t>
             </w:r>
           </w:p>
         </w:tc>
@@ -1416,7 +1416,7 @@
                 <w:i w:val="0"/>
                 <w:sz w:val="24"/>
               </w:rPr>
-              <w:t>✅ 完全被動</w:t>
+              <w:t>✅ SEO+AEO+GEO+資安</w:t>
             </w:r>
           </w:p>
         </w:tc>
@@ -1438,7 +1438,7 @@
                 <w:i w:val="0"/>
                 <w:sz w:val="24"/>
               </w:rPr>
-              <w:t>⚠️ 需授權</w:t>
+              <w:t>❌（僅 SEO）</w:t>
             </w:r>
           </w:p>
         </w:tc>
@@ -1460,7 +1460,7 @@
                 <w:i w:val="0"/>
                 <w:sz w:val="24"/>
               </w:rPr>
-              <w:t>⚠️ 需授權</w:t>
+              <w:t>❌（僅 SEO）</w:t>
             </w:r>
           </w:p>
         </w:tc>
@@ -1482,7 +1482,7 @@
                 <w:i w:val="0"/>
                 <w:sz w:val="24"/>
               </w:rPr>
-              <w:t>⚠️ 需授權</w:t>
+              <w:t>❌（僅 SEO）</w:t>
             </w:r>
           </w:p>
         </w:tc>
@@ -1504,7 +1504,7 @@
                 <w:i w:val="0"/>
                 <w:sz w:val="24"/>
               </w:rPr>
-              <w:t>✅</w:t>
+              <w:t>❌（僅資安）</w:t>
             </w:r>
           </w:p>
         </w:tc>
@@ -1531,7 +1531,7 @@
                 <w:i w:val="0"/>
                 <w:sz w:val="24"/>
               </w:rPr>
-              <w:t>圖形化結果報告</w:t>
+              <w:t>圖形化報告匯出</w:t>
             </w:r>
           </w:p>
         </w:tc>
@@ -1575,7 +1575,7 @@
                 <w:i w:val="0"/>
                 <w:sz w:val="24"/>
               </w:rPr>
-              <w:t>❌ 文字輸出</w:t>
+              <w:t>✅</w:t>
             </w:r>
           </w:p>
         </w:tc>
@@ -1597,7 +1597,7 @@
                 <w:i w:val="0"/>
                 <w:sz w:val="24"/>
               </w:rPr>
-              <w:t>❌ 文字輸出</w:t>
+              <w:t>✅</w:t>
             </w:r>
           </w:p>
         </w:tc>
@@ -1619,7 +1619,7 @@
                 <w:i w:val="0"/>
                 <w:sz w:val="24"/>
               </w:rPr>
-              <w:t>❌ JSON 輸出</w:t>
+              <w:t>✅</w:t>
             </w:r>
           </w:p>
         </w:tc>
@@ -1641,7 +1641,7 @@
                 <w:i w:val="0"/>
                 <w:sz w:val="24"/>
               </w:rPr>
-              <w:t>✅</w:t>
+              <w:t>✅ 資安報告</w:t>
             </w:r>
           </w:p>
         </w:tc>
@@ -1668,7 +1668,7 @@
                 <w:i w:val="0"/>
                 <w:sz w:val="24"/>
               </w:rPr>
-              <w:t>中文介面</w:t>
+              <w:t>中文操作介面</w:t>
             </w:r>
           </w:p>
         </w:tc>
@@ -1712,7 +1712,7 @@
                 <w:i w:val="0"/>
                 <w:sz w:val="24"/>
               </w:rPr>
-              <w:t>❌</w:t>
+              <w:t>部分</w:t>
             </w:r>
           </w:p>
         </w:tc>
@@ -1734,7 +1734,7 @@
                 <w:i w:val="0"/>
                 <w:sz w:val="24"/>
               </w:rPr>
-              <w:t>❌</w:t>
+              <w:t>部分</w:t>
             </w:r>
           </w:p>
         </w:tc>
@@ -1805,7 +1805,7 @@
                 <w:i w:val="0"/>
                 <w:sz w:val="24"/>
               </w:rPr>
-              <w:t>按需計費</w:t>
+              <w:t>計費模式</w:t>
             </w:r>
           </w:p>
         </w:tc>
@@ -1827,7 +1827,7 @@
                 <w:i w:val="0"/>
                 <w:sz w:val="24"/>
               </w:rPr>
-              <w:t>✅ 點數制</w:t>
+              <w:t>按需點數制</w:t>
             </w:r>
           </w:p>
         </w:tc>
@@ -1849,7 +1849,7 @@
                 <w:i w:val="0"/>
                 <w:sz w:val="24"/>
               </w:rPr>
-              <w:t>免費開源</w:t>
+              <w:t>月訂閱</w:t>
             </w:r>
           </w:p>
         </w:tc>
@@ -1871,7 +1871,7 @@
                 <w:i w:val="0"/>
                 <w:sz w:val="24"/>
               </w:rPr>
-              <w:t>免費開源</w:t>
+              <w:t>月訂閱</w:t>
             </w:r>
           </w:p>
         </w:tc>
@@ -1893,7 +1893,7 @@
                 <w:i w:val="0"/>
                 <w:sz w:val="24"/>
               </w:rPr>
-              <w:t>免費開源</w:t>
+              <w:t>月訂閱</w:t>
             </w:r>
           </w:p>
         </w:tc>
@@ -1915,7 +1915,7 @@
                 <w:i w:val="0"/>
                 <w:sz w:val="24"/>
               </w:rPr>
-              <w:t>訂閱制</w:t>
+              <w:t>年訂閱</w:t>
             </w:r>
           </w:p>
         </w:tc>
@@ -1942,7 +1942,7 @@
                 <w:i w:val="0"/>
                 <w:sz w:val="24"/>
               </w:rPr>
-              <w:t>月費（約）</w:t>
+              <w:t>最低月費（約）</w:t>
             </w:r>
           </w:p>
         </w:tc>
@@ -1986,7 +1986,7 @@
                 <w:i w:val="0"/>
                 <w:sz w:val="24"/>
               </w:rPr>
-              <w:t>免費</w:t>
+              <w:t>NT$4,478</w:t>
             </w:r>
           </w:p>
         </w:tc>
@@ -2008,7 +2008,7 @@
                 <w:i w:val="0"/>
                 <w:sz w:val="24"/>
               </w:rPr>
-              <w:t>免費</w:t>
+              <w:t>NT$928</w:t>
             </w:r>
           </w:p>
         </w:tc>
@@ -2030,7 +2030,7 @@
                 <w:i w:val="0"/>
                 <w:sz w:val="24"/>
               </w:rPr>
-              <w:t>免費</w:t>
+              <w:t>NT$1,568</w:t>
             </w:r>
           </w:p>
         </w:tc>
@@ -2052,7 +2052,7 @@
                 <w:i w:val="0"/>
                 <w:sz w:val="24"/>
               </w:rPr>
-              <w:t>NT$928 起</w:t>
+              <w:t>NT$533</w:t>
             </w:r>
           </w:p>
         </w:tc>
@@ -2072,7 +2072,7 @@
           <w:i w:val="0"/>
           <w:sz w:val="28"/>
         </w:rPr>
-        <w:t>資料來源：Nmap 官方網站（https://nmap.org/）；Dirsearch GitHub 儲存庫（https://github.com/maurosoria/dirsearch）；Katana GitHub 儲存庫（https://github.com/projectdiscovery/katana）；Ahrefs 官方定價頁（https://ahrefs.com/pricing，Starter US$29/月，依台灣銀行牌告匯率約 NT$928）；Argus 系統實測（2026）。</w:t>
+        <w:t>資料來源（各平台官方定價頁，2026 年 5 月查得；外幣依台灣銀行牌告匯率https://rate.bot.com.tw/xrt 約 1 USD≈NT$32 換算）：SEMrush Pro US$139.95/月（https://www.semrush.com/pricing/seo/）；Ahrefs Starter US$29/月（https://ahrefs.com/pricing）；Moz Pro Starter US$49/月（https://moz.com/products/pro/pricing）；Sucuri Basic Platform US$199.99/年（https://sucuri.net/website-security-platform/signup/，折合約 NT$533/月）；Argus 為本系統按需點數定價與系統實測（2026）。</w:t>
       </w:r>
     </w:p>
     <w:p>
@@ -29407,7 +29407,7 @@
           <w:i w:val="0"/>
           <w:sz w:val="28"/>
         </w:rPr>
-        <w:t>[3] Screaming Frog — SEO Spider Pricing（€245/年，2026）</w:t>
+        <w:t>[3] Moz — Moz Pro Pricing（Starter US$49/月，2026）</w:t>
       </w:r>
       <w:r>
         <w:rPr>
@@ -29419,6 +29419,84 @@
         <w:t>：</w:t>
       </w:r>
       <w:hyperlink r:id="rId14">
+        <w:r>
+          <w:rPr>
+            <w:rFonts w:eastAsia="標楷體" w:ascii="Times New Roman" w:hAnsi="Times New Roman"/>
+            <w:sz w:val="28"/>
+            <w:color w:val="0563C1"/>
+            <w:u w:val="single"/>
+          </w:rPr>
+          <w:t xml:space="preserve">https://moz.com/products/pro/pricing</w:t>
+        </w:r>
+      </w:hyperlink>
+    </w:p>
+    <w:p>
+      <w:pPr w:adjustRightInd="1" w:snapToGrid="0">
+        <w:spacing w:before="40" w:after="80" w:line="240" w:lineRule="auto"/>
+        <w:ind w:left="680" w:hanging="680"/>
+        <w:jc w:val="left"/>
+        <w:pBdr>
+          <w:bottom w:val="single" w:sz="6" w:space="4" w:color="D0D0D0"/>
+        </w:pBdr>
+      </w:pPr>
+      <w:r>
+        <w:rPr>
+          <w:rFonts w:eastAsia="標楷體" w:ascii="Times New Roman" w:hAnsi="Times New Roman"/>
+          <w:b w:val="0"/>
+          <w:i w:val="0"/>
+          <w:sz w:val="28"/>
+        </w:rPr>
+        <w:t>[4] Sucuri — Website Security Platform Pricing（Basic US$199.99/年，2026）</w:t>
+      </w:r>
+      <w:r>
+        <w:rPr>
+          <w:rFonts w:eastAsia="標楷體" w:ascii="Times New Roman" w:hAnsi="Times New Roman"/>
+          <w:b w:val="0"/>
+          <w:i w:val="0"/>
+          <w:sz w:val="28"/>
+        </w:rPr>
+        <w:t>：</w:t>
+      </w:r>
+      <w:hyperlink r:id="rId15">
+        <w:r>
+          <w:rPr>
+            <w:rFonts w:eastAsia="標楷體" w:ascii="Times New Roman" w:hAnsi="Times New Roman"/>
+            <w:sz w:val="28"/>
+            <w:color w:val="0563C1"/>
+            <w:u w:val="single"/>
+          </w:rPr>
+          <w:t xml:space="preserve">https://sucuri.net/website-security-platform/signup/</w:t>
+        </w:r>
+      </w:hyperlink>
+    </w:p>
+    <w:p>
+      <w:pPr w:adjustRightInd="1" w:snapToGrid="0">
+        <w:spacing w:before="40" w:after="80" w:line="240" w:lineRule="auto"/>
+        <w:ind w:left="680" w:hanging="680"/>
+        <w:jc w:val="left"/>
+        <w:pBdr>
+          <w:bottom w:val="single" w:sz="6" w:space="4" w:color="D0D0D0"/>
+        </w:pBdr>
+      </w:pPr>
+      <w:r>
+        <w:rPr>
+          <w:rFonts w:eastAsia="標楷體" w:ascii="Times New Roman" w:hAnsi="Times New Roman"/>
+          <w:b w:val="0"/>
+          <w:i w:val="0"/>
+          <w:sz w:val="28"/>
+        </w:rPr>
+        <w:t>[5] Screaming Frog — SEO Spider Pricing（€245/年，2026）</w:t>
+      </w:r>
+      <w:r>
+        <w:rPr>
+          <w:rFonts w:eastAsia="標楷體" w:ascii="Times New Roman" w:hAnsi="Times New Roman"/>
+          <w:b w:val="0"/>
+          <w:i w:val="0"/>
+          <w:sz w:val="28"/>
+        </w:rPr>
+        <w:t>：</w:t>
+      </w:r>
+      <w:hyperlink r:id="rId16">
         <w:r>
           <w:rPr>
             <w:rFonts w:eastAsia="標楷體" w:ascii="Times New Roman" w:hAnsi="Times New Roman"/>
@@ -29446,7 +29524,7 @@
           <w:i w:val="0"/>
           <w:sz w:val="28"/>
         </w:rPr>
-        <w:t>[4] Google Search Console — 官方說明（免費）</w:t>
+        <w:t>[6] Google Search Console — 官方說明（免費）</w:t>
       </w:r>
       <w:r>
         <w:rPr>
@@ -29457,7 +29535,7 @@
         </w:rPr>
         <w:t>：</w:t>
       </w:r>
-      <w:hyperlink r:id="rId15">
+      <w:hyperlink r:id="rId17">
         <w:r>
           <w:rPr>
             <w:rFonts w:eastAsia="標楷體" w:ascii="Times New Roman" w:hAnsi="Times New Roman"/>
@@ -29485,7 +29563,7 @@
           <w:i w:val="0"/>
           <w:sz w:val="28"/>
         </w:rPr>
-        <w:t>[5] 經濟部中小及新創企業署 —《2024 年中小企業白皮書》（中小企業逾 167.4 萬家）</w:t>
+        <w:t>[7] 經濟部中小及新創企業署 —《2024 年中小企業白皮書》（中小企業逾 167.4 萬家）</w:t>
       </w:r>
       <w:r>
         <w:rPr>
@@ -29496,7 +29574,7 @@
         </w:rPr>
         <w:t>：</w:t>
       </w:r>
-      <w:hyperlink r:id="rId16">
+      <w:hyperlink r:id="rId18">
         <w:r>
           <w:rPr>
             <w:rFonts w:eastAsia="標楷體" w:ascii="Times New Roman" w:hAnsi="Times New Roman"/>
@@ -29524,7 +29602,7 @@
           <w:i w:val="0"/>
           <w:sz w:val="28"/>
         </w:rPr>
-        <w:t>[6] 臺灣銀行 — 牌告匯率（外幣換算依據）</w:t>
+        <w:t>[8] 臺灣銀行 — 牌告匯率（外幣換算依據）</w:t>
       </w:r>
       <w:r>
         <w:rPr>
@@ -29535,7 +29613,7 @@
         </w:rPr>
         <w:t>：</w:t>
       </w:r>
-      <w:hyperlink r:id="rId17">
+      <w:hyperlink r:id="rId19">
         <w:r>
           <w:rPr>
             <w:rFonts w:eastAsia="標楷體" w:ascii="Times New Roman" w:hAnsi="Times New Roman"/>
@@ -29563,7 +29641,7 @@
           <w:i w:val="0"/>
           <w:sz w:val="28"/>
         </w:rPr>
-        <w:t>[7] OWASP Foundation — OWASP Top 10:2021</w:t>
+        <w:t>[9] OWASP Foundation — OWASP Top 10:2021</w:t>
       </w:r>
       <w:r>
         <w:rPr>
@@ -29574,7 +29652,7 @@
         </w:rPr>
         <w:t>：</w:t>
       </w:r>
-      <w:hyperlink r:id="rId18">
+      <w:hyperlink r:id="rId20">
         <w:r>
           <w:rPr>
             <w:rFonts w:eastAsia="標楷體" w:ascii="Times New Roman" w:hAnsi="Times New Roman"/>
@@ -29602,7 +29680,7 @@
           <w:i w:val="0"/>
           <w:sz w:val="28"/>
         </w:rPr>
-        <w:t>[8] Osterwalder, A., &amp; Pigneur, Y. (2010). Business Model Generation. John Wiley &amp; Sons.（紙本專書）</w:t>
+        <w:t>[10] Osterwalder, A., &amp; Pigneur, Y. (2010). Business Model Generation. John Wiley &amp; Sons.（紙本專書）</w:t>
       </w:r>
     </w:p>
     <w:p>
@@ -29621,7 +29699,7 @@
           <w:i w:val="0"/>
           <w:sz w:val="28"/>
         </w:rPr>
-        <w:t>[9] Django Software Foundation — Django 5.1 documentation</w:t>
+        <w:t>[11] Django Software Foundation — Django 5.1 documentation</w:t>
       </w:r>
       <w:r>
         <w:rPr>
@@ -29632,7 +29710,7 @@
         </w:rPr>
         <w:t>：</w:t>
       </w:r>
-      <w:hyperlink r:id="rId19">
+      <w:hyperlink r:id="rId21">
         <w:r>
           <w:rPr>
             <w:rFonts w:eastAsia="標楷體" w:ascii="Times New Roman" w:hAnsi="Times New Roman"/>
@@ -29660,7 +29738,7 @@
           <w:i w:val="0"/>
           <w:sz w:val="28"/>
         </w:rPr>
-        <w:t>[10] Django REST Framework — documentation</w:t>
+        <w:t>[12] Django REST Framework — documentation</w:t>
       </w:r>
       <w:r>
         <w:rPr>
@@ -29671,7 +29749,7 @@
         </w:rPr>
         <w:t>：</w:t>
       </w:r>
-      <w:hyperlink r:id="rId20">
+      <w:hyperlink r:id="rId22">
         <w:r>
           <w:rPr>
             <w:rFonts w:eastAsia="標楷體" w:ascii="Times New Roman" w:hAnsi="Times New Roman"/>
@@ -29699,7 +29777,7 @@
           <w:i w:val="0"/>
           <w:sz w:val="28"/>
         </w:rPr>
-        <w:t>[11] React — 官方文件</w:t>
+        <w:t>[13] React — 官方文件</w:t>
       </w:r>
       <w:r>
         <w:rPr>
@@ -29710,7 +29788,7 @@
         </w:rPr>
         <w:t>：</w:t>
       </w:r>
-      <w:hyperlink r:id="rId21">
+      <w:hyperlink r:id="rId23">
         <w:r>
           <w:rPr>
             <w:rFonts w:eastAsia="標楷體" w:ascii="Times New Roman" w:hAnsi="Times New Roman"/>
@@ -29738,7 +29816,7 @@
           <w:i w:val="0"/>
           <w:sz w:val="28"/>
         </w:rPr>
-        <w:t>[12] Vite — 官方文件</w:t>
+        <w:t>[14] Vite — 官方文件</w:t>
       </w:r>
       <w:r>
         <w:rPr>
@@ -29749,7 +29827,7 @@
         </w:rPr>
         <w:t>：</w:t>
       </w:r>
-      <w:hyperlink r:id="rId22">
+      <w:hyperlink r:id="rId24">
         <w:r>
           <w:rPr>
             <w:rFonts w:eastAsia="標楷體" w:ascii="Times New Roman" w:hAnsi="Times New Roman"/>
@@ -29777,7 +29855,7 @@
           <w:i w:val="0"/>
           <w:sz w:val="28"/>
         </w:rPr>
-        <w:t>[13] Tailwind CSS — 官方文件</w:t>
+        <w:t>[15] Tailwind CSS — 官方文件</w:t>
       </w:r>
       <w:r>
         <w:rPr>
@@ -29788,7 +29866,7 @@
         </w:rPr>
         <w:t>：</w:t>
       </w:r>
-      <w:hyperlink r:id="rId23">
+      <w:hyperlink r:id="rId25">
         <w:r>
           <w:rPr>
             <w:rFonts w:eastAsia="標楷體" w:ascii="Times New Roman" w:hAnsi="Times New Roman"/>
@@ -29816,7 +29894,7 @@
           <w:i w:val="0"/>
           <w:sz w:val="28"/>
         </w:rPr>
-        <w:t>[14] ReactFlow — 官方文件</w:t>
+        <w:t>[16] ReactFlow — 官方文件</w:t>
       </w:r>
       <w:r>
         <w:rPr>
@@ -29827,7 +29905,7 @@
         </w:rPr>
         <w:t>：</w:t>
       </w:r>
-      <w:hyperlink r:id="rId24">
+      <w:hyperlink r:id="rId26">
         <w:r>
           <w:rPr>
             <w:rFonts w:eastAsia="標楷體" w:ascii="Times New Roman" w:hAnsi="Times New Roman"/>
@@ -29855,7 +29933,7 @@
           <w:i w:val="0"/>
           <w:sz w:val="28"/>
         </w:rPr>
-        <w:t>[15] Microsoft — Playwright 官方文件</w:t>
+        <w:t>[17] Microsoft — Playwright 官方文件</w:t>
       </w:r>
       <w:r>
         <w:rPr>
@@ -29866,7 +29944,7 @@
         </w:rPr>
         <w:t>：</w:t>
       </w:r>
-      <w:hyperlink r:id="rId25">
+      <w:hyperlink r:id="rId27">
         <w:r>
           <w:rPr>
             <w:rFonts w:eastAsia="標楷體" w:ascii="Times New Roman" w:hAnsi="Times New Roman"/>
@@ -29894,7 +29972,7 @@
           <w:i w:val="0"/>
           <w:sz w:val="28"/>
         </w:rPr>
-        <w:t>[16] Celery Project — Celery 5.4 documentation</w:t>
+        <w:t>[18] Celery Project — Celery 5.4 documentation</w:t>
       </w:r>
       <w:r>
         <w:rPr>
@@ -29905,7 +29983,7 @@
         </w:rPr>
         <w:t>：</w:t>
       </w:r>
-      <w:hyperlink r:id="rId26">
+      <w:hyperlink r:id="rId28">
         <w:r>
           <w:rPr>
             <w:rFonts w:eastAsia="標楷體" w:ascii="Times New Roman" w:hAnsi="Times New Roman"/>
@@ -29933,7 +30011,7 @@
           <w:i w:val="0"/>
           <w:sz w:val="28"/>
         </w:rPr>
-        <w:t>[17] Redis Ltd. — Redis 7.2 documentation</w:t>
+        <w:t>[19] Redis Ltd. — Redis 7.2 documentation</w:t>
       </w:r>
       <w:r>
         <w:rPr>
@@ -29944,7 +30022,7 @@
         </w:rPr>
         <w:t>：</w:t>
       </w:r>
-      <w:hyperlink r:id="rId27">
+      <w:hyperlink r:id="rId29">
         <w:r>
           <w:rPr>
             <w:rFonts w:eastAsia="標楷體" w:ascii="Times New Roman" w:hAnsi="Times New Roman"/>
@@ -29972,7 +30050,7 @@
           <w:i w:val="0"/>
           <w:sz w:val="28"/>
         </w:rPr>
-        <w:t>[18] PostgreSQL Global Development Group — PostgreSQL 16 documentation</w:t>
+        <w:t>[20] PostgreSQL Global Development Group — PostgreSQL 16 documentation</w:t>
       </w:r>
       <w:r>
         <w:rPr>
@@ -29983,7 +30061,7 @@
         </w:rPr>
         <w:t>：</w:t>
       </w:r>
-      <w:hyperlink r:id="rId28">
+      <w:hyperlink r:id="rId30">
         <w:r>
           <w:rPr>
             <w:rFonts w:eastAsia="標楷體" w:ascii="Times New Roman" w:hAnsi="Times New Roman"/>
@@ -30011,7 +30089,7 @@
           <w:i w:val="0"/>
           <w:sz w:val="28"/>
         </w:rPr>
-        <w:t>[19] Docker Inc. — Docker documentation</w:t>
+        <w:t>[21] Docker Inc. — Docker documentation</w:t>
       </w:r>
       <w:r>
         <w:rPr>
@@ -30022,7 +30100,7 @@
         </w:rPr>
         <w:t>：</w:t>
       </w:r>
-      <w:hyperlink r:id="rId29">
+      <w:hyperlink r:id="rId31">
         <w:r>
           <w:rPr>
             <w:rFonts w:eastAsia="標楷體" w:ascii="Times New Roman" w:hAnsi="Times New Roman"/>
@@ -30050,7 +30128,7 @@
           <w:i w:val="0"/>
           <w:sz w:val="28"/>
         </w:rPr>
-        <w:t>[20] F5/NGINX — NGINX documentation</w:t>
+        <w:t>[22] F5/NGINX — NGINX documentation</w:t>
       </w:r>
       <w:r>
         <w:rPr>
@@ -30061,7 +30139,7 @@
         </w:rPr>
         <w:t>：</w:t>
       </w:r>
-      <w:hyperlink r:id="rId30">
+      <w:hyperlink r:id="rId32">
         <w:r>
           <w:rPr>
             <w:rFonts w:eastAsia="標楷體" w:ascii="Times New Roman" w:hAnsi="Times New Roman"/>
@@ -30089,7 +30167,7 @@
           <w:i w:val="0"/>
           <w:sz w:val="28"/>
         </w:rPr>
-        <w:t>[21] Astral — uv 官方文件（Python 套件管理）</w:t>
+        <w:t>[23] Astral — uv 官方文件（Python 套件管理）</w:t>
       </w:r>
       <w:r>
         <w:rPr>
@@ -30100,7 +30178,7 @@
         </w:rPr>
         <w:t>：</w:t>
       </w:r>
-      <w:hyperlink r:id="rId31">
+      <w:hyperlink r:id="rId33">
         <w:r>
           <w:rPr>
             <w:rFonts w:eastAsia="標楷體" w:ascii="Times New Roman" w:hAnsi="Times New Roman"/>
@@ -30128,7 +30206,7 @@
           <w:i w:val="0"/>
           <w:sz w:val="28"/>
         </w:rPr>
-        <w:t>[22] Git — 官方文件</w:t>
+        <w:t>[24] Git — 官方文件</w:t>
       </w:r>
       <w:r>
         <w:rPr>
@@ -30139,7 +30217,7 @@
         </w:rPr>
         <w:t>：</w:t>
       </w:r>
-      <w:hyperlink r:id="rId32">
+      <w:hyperlink r:id="rId34">
         <w:r>
           <w:rPr>
             <w:rFonts w:eastAsia="標楷體" w:ascii="Times New Roman" w:hAnsi="Times New Roman"/>
@@ -30167,7 +30245,7 @@
           <w:i w:val="0"/>
           <w:sz w:val="28"/>
         </w:rPr>
-        <w:t>[23] python-docx — 官方文件</w:t>
+        <w:t>[25] python-docx — 官方文件</w:t>
       </w:r>
       <w:r>
         <w:rPr>
@@ -30178,7 +30256,7 @@
         </w:rPr>
         <w:t>：</w:t>
       </w:r>
-      <w:hyperlink r:id="rId33">
+      <w:hyperlink r:id="rId35">
         <w:r>
           <w:rPr>
             <w:rFonts w:eastAsia="標楷體" w:ascii="Times New Roman" w:hAnsi="Times New Roman"/>
@@ -30206,7 +30284,7 @@
           <w:i w:val="0"/>
           <w:sz w:val="28"/>
         </w:rPr>
-        <w:t>[24] Matplotlib — 官方文件</w:t>
+        <w:t>[26] Matplotlib — 官方文件</w:t>
       </w:r>
       <w:r>
         <w:rPr>
@@ -30217,7 +30295,7 @@
         </w:rPr>
         <w:t>：</w:t>
       </w:r>
-      <w:hyperlink r:id="rId34">
+      <w:hyperlink r:id="rId36">
         <w:r>
           <w:rPr>
             <w:rFonts w:eastAsia="標楷體" w:ascii="Times New Roman" w:hAnsi="Times New Roman"/>
@@ -30245,7 +30323,7 @@
           <w:i w:val="0"/>
           <w:sz w:val="28"/>
         </w:rPr>
-        <w:t>[25] Google — Identity / OAuth 2.0 文件</w:t>
+        <w:t>[27] Google — Identity / OAuth 2.0 文件</w:t>
       </w:r>
       <w:r>
         <w:rPr>
@@ -30256,7 +30334,7 @@
         </w:rPr>
         <w:t>：</w:t>
       </w:r>
-      <w:hyperlink r:id="rId35">
+      <w:hyperlink r:id="rId37">
         <w:r>
           <w:rPr>
             <w:rFonts w:eastAsia="標楷體" w:ascii="Times New Roman" w:hAnsi="Times New Roman"/>
@@ -30284,7 +30362,7 @@
           <w:i w:val="0"/>
           <w:sz w:val="28"/>
         </w:rPr>
-        <w:t>[26] PlantUML — 官方網站</w:t>
+        <w:t>[28] PlantUML — 官方網站</w:t>
       </w:r>
       <w:r>
         <w:rPr>
@@ -30295,7 +30373,7 @@
         </w:rPr>
         <w:t>：</w:t>
       </w:r>
-      <w:hyperlink r:id="rId36">
+      <w:hyperlink r:id="rId38">
         <w:r>
           <w:rPr>
             <w:rFonts w:eastAsia="標楷體" w:ascii="Times New Roman" w:hAnsi="Times New Roman"/>
@@ -30323,7 +30401,7 @@
           <w:i w:val="0"/>
           <w:sz w:val="28"/>
         </w:rPr>
-        <w:t>[27] OMG — Unified Modeling Language (UML) 2.5.1 規格</w:t>
+        <w:t>[29] OMG — Unified Modeling Language (UML) 2.5.1 規格</w:t>
       </w:r>
       <w:r>
         <w:rPr>
@@ -30334,7 +30412,7 @@
         </w:rPr>
         <w:t>：</w:t>
       </w:r>
-      <w:hyperlink r:id="rId37">
+      <w:hyperlink r:id="rId39">
         <w:r>
           <w:rPr>
             <w:rFonts w:eastAsia="標楷體" w:ascii="Times New Roman" w:hAnsi="Times New Roman"/>

--- a/專題文件生成/Argus_系統手冊_v3.docx
+++ b/專題文件生成/Argus_系統手冊_v3.docx
@@ -489,7 +489,7 @@
           <w:i w:val="0"/>
           <w:sz w:val="28"/>
         </w:rPr>
-        <w:t>為使比較基準對等，本表選取與 Argus 同屬「雲端 SaaS 網站分析平台」之主流商業產品進行功能維度比較，而非單一用途的命令列工具。比較對象涵蓋三大 SEO 分析平台（SEMrush、Ahrefs、Moz Pro）與一資安監測平台（Sucuri），如表 1-2-1 所示：</w:t>
+        <w:t>為使比較基準對等，本表選取與 Argus 同屬「雲端 SaaS 網站分析平台」之主流商業產品進行比較，而非單一用途的命令列工具；比較對象涵蓋三大 SEO 分析平台（SEMrush、Ahrefs、Moz Pro）與一資安監測平台（Sucuri）。為呈現各平台真正的能力邊界，本表進一步將功能拆解為「SEO 分析」、「AEO／GEO 優化」、「資安掃描」三大維度之細項，逐項比較，如表 1-2-1 所示（標示說明：✅ 完整支援、△ 部分／需加購、❌ 不支援）：</w:t>
       </w:r>
     </w:p>
     <w:p>
@@ -525,7 +525,7 @@
           <w:i w:val="0"/>
           <w:sz w:val="28"/>
         </w:rPr>
-        <w:t xml:space="preserve">　主流網站分析 SaaS 平台功能特性比較表</w:t>
+        <w:t xml:space="preserve">　主流網站分析 SaaS 平台功能細項比較表</w:t>
       </w:r>
     </w:p>
     <w:tbl>
@@ -567,7 +567,7 @@
                 <w:color w:val="000000"/>
                 <w:sz w:val="24"/>
               </w:rPr>
-              <w:t>功能維度</w:t>
+              <w:t>比較細項</w:t>
             </w:r>
           </w:p>
         </w:tc>
@@ -693,133 +693,24 @@
         </w:trPr>
         <w:tc>
           <w:tcPr>
-            <w:tcW w:type="dxa" w:w="1757"/>
-            <w:vAlign w:val="center"/>
-            <w:shd w:val="clear" w:color="auto" w:fill="F2F2F2"/>
-          </w:tcPr>
-          <w:p>
-            <w:pPr w:adjustRightInd="1" w:snapToGrid="0">
-              <w:spacing w:before="40" w:after="40" w:line="240" w:lineRule="auto"/>
-              <w:jc w:val="left"/>
-            </w:pPr>
-            <w:r>
-              <w:rPr>
-                <w:rFonts w:eastAsia="標楷體" w:ascii="Times New Roman" w:hAnsi="Times New Roman"/>
-                <w:b w:val="0"/>
-                <w:i w:val="0"/>
-                <w:sz w:val="24"/>
-              </w:rPr>
-              <w:t>平台定位</w:t>
-            </w:r>
-          </w:p>
-        </w:tc>
-        <w:tc>
-          <w:tcPr>
-            <w:tcW w:type="dxa" w:w="1757"/>
-            <w:vAlign w:val="center"/>
-            <w:shd w:val="clear" w:color="auto" w:fill="F2F2F2"/>
-          </w:tcPr>
-          <w:p>
-            <w:pPr w:adjustRightInd="1" w:snapToGrid="0">
-              <w:spacing w:before="40" w:after="40" w:line="240" w:lineRule="auto"/>
-              <w:jc w:val="left"/>
-            </w:pPr>
-            <w:r>
-              <w:rPr>
-                <w:rFonts w:eastAsia="標楷體" w:ascii="Times New Roman" w:hAnsi="Times New Roman"/>
-                <w:b w:val="0"/>
-                <w:i w:val="0"/>
-                <w:sz w:val="24"/>
-              </w:rPr>
-              <w:t>四維網站健檢平台</w:t>
-            </w:r>
-          </w:p>
-        </w:tc>
-        <w:tc>
-          <w:tcPr>
-            <w:tcW w:type="dxa" w:w="1757"/>
-            <w:vAlign w:val="center"/>
-            <w:shd w:val="clear" w:color="auto" w:fill="F2F2F2"/>
-          </w:tcPr>
-          <w:p>
-            <w:pPr w:adjustRightInd="1" w:snapToGrid="0">
-              <w:spacing w:before="40" w:after="40" w:line="240" w:lineRule="auto"/>
-              <w:jc w:val="left"/>
-            </w:pPr>
-            <w:r>
-              <w:rPr>
-                <w:rFonts w:eastAsia="標楷體" w:ascii="Times New Roman" w:hAnsi="Times New Roman"/>
-                <w:b w:val="0"/>
-                <w:i w:val="0"/>
-                <w:sz w:val="24"/>
-              </w:rPr>
-              <w:t>SEO／數位行銷套件</w:t>
-            </w:r>
-          </w:p>
-        </w:tc>
-        <w:tc>
-          <w:tcPr>
-            <w:tcW w:type="dxa" w:w="1757"/>
-            <w:vAlign w:val="center"/>
-            <w:shd w:val="clear" w:color="auto" w:fill="F2F2F2"/>
-          </w:tcPr>
-          <w:p>
-            <w:pPr w:adjustRightInd="1" w:snapToGrid="0">
-              <w:spacing w:before="40" w:after="40" w:line="240" w:lineRule="auto"/>
-              <w:jc w:val="left"/>
-            </w:pPr>
-            <w:r>
-              <w:rPr>
-                <w:rFonts w:eastAsia="標楷體" w:ascii="Times New Roman" w:hAnsi="Times New Roman"/>
-                <w:b w:val="0"/>
-                <w:i w:val="0"/>
-                <w:sz w:val="24"/>
-              </w:rPr>
-              <w:t>SEO／外鏈分析</w:t>
-            </w:r>
-          </w:p>
-        </w:tc>
-        <w:tc>
-          <w:tcPr>
-            <w:tcW w:type="dxa" w:w="1757"/>
-            <w:vAlign w:val="center"/>
-            <w:shd w:val="clear" w:color="auto" w:fill="F2F2F2"/>
-          </w:tcPr>
-          <w:p>
-            <w:pPr w:adjustRightInd="1" w:snapToGrid="0">
-              <w:spacing w:before="40" w:after="40" w:line="240" w:lineRule="auto"/>
-              <w:jc w:val="left"/>
-            </w:pPr>
-            <w:r>
-              <w:rPr>
-                <w:rFonts w:eastAsia="標楷體" w:ascii="Times New Roman" w:hAnsi="Times New Roman"/>
-                <w:b w:val="0"/>
-                <w:i w:val="0"/>
-                <w:sz w:val="24"/>
-              </w:rPr>
-              <w:t>SEO 分析平台</w:t>
-            </w:r>
-          </w:p>
-        </w:tc>
-        <w:tc>
-          <w:tcPr>
-            <w:tcW w:type="dxa" w:w="1757"/>
-            <w:vAlign w:val="center"/>
-            <w:shd w:val="clear" w:color="auto" w:fill="F2F2F2"/>
-          </w:tcPr>
-          <w:p>
-            <w:pPr w:adjustRightInd="1" w:snapToGrid="0">
-              <w:spacing w:before="40" w:after="40" w:line="240" w:lineRule="auto"/>
-              <w:jc w:val="left"/>
-            </w:pPr>
-            <w:r>
-              <w:rPr>
-                <w:rFonts w:eastAsia="標楷體" w:ascii="Times New Roman" w:hAnsi="Times New Roman"/>
-                <w:b w:val="0"/>
-                <w:i w:val="0"/>
-                <w:sz w:val="24"/>
-              </w:rPr>
-              <w:t>網站資安防護</w:t>
+            <w:tcW w:type="dxa" w:w="10542"/>
+            <w:gridSpan w:val="6"/>
+            <w:vAlign w:val="center"/>
+            <w:shd w:val="clear" w:color="auto" w:fill="D9D2E9"/>
+          </w:tcPr>
+          <w:p>
+            <w:pPr w:adjustRightInd="1" w:snapToGrid="0">
+              <w:spacing w:before="40" w:after="40" w:line="240" w:lineRule="auto"/>
+              <w:jc w:val="left"/>
+            </w:pPr>
+            <w:r>
+              <w:rPr>
+                <w:rFonts w:eastAsia="標楷體" w:ascii="Times New Roman" w:hAnsi="Times New Roman"/>
+                <w:b/>
+                <w:i w:val="0"/>
+                <w:sz w:val="24"/>
+              </w:rPr>
+              <w:t>【SEO 分析維度】</w:t>
             </w:r>
           </w:p>
         </w:tc>
@@ -832,21 +723,21 @@
           <w:tcPr>
             <w:tcW w:type="dxa" w:w="1757"/>
             <w:vAlign w:val="center"/>
-            <w:shd w:val="clear" w:color="auto" w:fill="FFFFFF"/>
-          </w:tcPr>
-          <w:p>
-            <w:pPr w:adjustRightInd="1" w:snapToGrid="0">
-              <w:spacing w:before="40" w:after="40" w:line="240" w:lineRule="auto"/>
-              <w:jc w:val="left"/>
-            </w:pPr>
-            <w:r>
-              <w:rPr>
-                <w:rFonts w:eastAsia="標楷體" w:ascii="Times New Roman" w:hAnsi="Times New Roman"/>
-                <w:b w:val="0"/>
-                <w:i w:val="0"/>
-                <w:sz w:val="24"/>
-              </w:rPr>
-              <w:t>部署形式</w:t>
+            <w:shd w:val="clear" w:color="auto" w:fill="F2F2F2"/>
+          </w:tcPr>
+          <w:p>
+            <w:pPr w:adjustRightInd="1" w:snapToGrid="0">
+              <w:spacing w:before="40" w:after="40" w:line="240" w:lineRule="auto"/>
+              <w:jc w:val="left"/>
+            </w:pPr>
+            <w:r>
+              <w:rPr>
+                <w:rFonts w:eastAsia="標楷體" w:ascii="Times New Roman" w:hAnsi="Times New Roman"/>
+                <w:b w:val="0"/>
+                <w:i w:val="0"/>
+                <w:sz w:val="24"/>
+              </w:rPr>
+              <w:t>技術／On-page 健檢（標題、描述、H1、圖片 alt、canonical）</w:t>
             </w:r>
           </w:p>
         </w:tc>
@@ -854,21 +745,21 @@
           <w:tcPr>
             <w:tcW w:type="dxa" w:w="1757"/>
             <w:vAlign w:val="center"/>
-            <w:shd w:val="clear" w:color="auto" w:fill="FFFFFF"/>
-          </w:tcPr>
-          <w:p>
-            <w:pPr w:adjustRightInd="1" w:snapToGrid="0">
-              <w:spacing w:before="40" w:after="40" w:line="240" w:lineRule="auto"/>
-              <w:jc w:val="left"/>
-            </w:pPr>
-            <w:r>
-              <w:rPr>
-                <w:rFonts w:eastAsia="標楷體" w:ascii="Times New Roman" w:hAnsi="Times New Roman"/>
-                <w:b w:val="0"/>
-                <w:i w:val="0"/>
-                <w:sz w:val="24"/>
-              </w:rPr>
-              <w:t>雲端 SaaS</w:t>
+            <w:shd w:val="clear" w:color="auto" w:fill="F2F2F2"/>
+          </w:tcPr>
+          <w:p>
+            <w:pPr w:adjustRightInd="1" w:snapToGrid="0">
+              <w:spacing w:before="40" w:after="40" w:line="240" w:lineRule="auto"/>
+              <w:jc w:val="center"/>
+            </w:pPr>
+            <w:r>
+              <w:rPr>
+                <w:rFonts w:eastAsia="標楷體" w:ascii="Times New Roman" w:hAnsi="Times New Roman"/>
+                <w:b w:val="0"/>
+                <w:i w:val="0"/>
+                <w:sz w:val="24"/>
+              </w:rPr>
+              <w:t>✅</w:t>
             </w:r>
           </w:p>
         </w:tc>
@@ -876,21 +767,21 @@
           <w:tcPr>
             <w:tcW w:type="dxa" w:w="1757"/>
             <w:vAlign w:val="center"/>
-            <w:shd w:val="clear" w:color="auto" w:fill="FFFFFF"/>
-          </w:tcPr>
-          <w:p>
-            <w:pPr w:adjustRightInd="1" w:snapToGrid="0">
-              <w:spacing w:before="40" w:after="40" w:line="240" w:lineRule="auto"/>
-              <w:jc w:val="left"/>
-            </w:pPr>
-            <w:r>
-              <w:rPr>
-                <w:rFonts w:eastAsia="標楷體" w:ascii="Times New Roman" w:hAnsi="Times New Roman"/>
-                <w:b w:val="0"/>
-                <w:i w:val="0"/>
-                <w:sz w:val="24"/>
-              </w:rPr>
-              <w:t>雲端 SaaS</w:t>
+            <w:shd w:val="clear" w:color="auto" w:fill="F2F2F2"/>
+          </w:tcPr>
+          <w:p>
+            <w:pPr w:adjustRightInd="1" w:snapToGrid="0">
+              <w:spacing w:before="40" w:after="40" w:line="240" w:lineRule="auto"/>
+              <w:jc w:val="center"/>
+            </w:pPr>
+            <w:r>
+              <w:rPr>
+                <w:rFonts w:eastAsia="標楷體" w:ascii="Times New Roman" w:hAnsi="Times New Roman"/>
+                <w:b w:val="0"/>
+                <w:i w:val="0"/>
+                <w:sz w:val="24"/>
+              </w:rPr>
+              <w:t>✅</w:t>
             </w:r>
           </w:p>
         </w:tc>
@@ -898,21 +789,21 @@
           <w:tcPr>
             <w:tcW w:type="dxa" w:w="1757"/>
             <w:vAlign w:val="center"/>
-            <w:shd w:val="clear" w:color="auto" w:fill="FFFFFF"/>
-          </w:tcPr>
-          <w:p>
-            <w:pPr w:adjustRightInd="1" w:snapToGrid="0">
-              <w:spacing w:before="40" w:after="40" w:line="240" w:lineRule="auto"/>
-              <w:jc w:val="left"/>
-            </w:pPr>
-            <w:r>
-              <w:rPr>
-                <w:rFonts w:eastAsia="標楷體" w:ascii="Times New Roman" w:hAnsi="Times New Roman"/>
-                <w:b w:val="0"/>
-                <w:i w:val="0"/>
-                <w:sz w:val="24"/>
-              </w:rPr>
-              <w:t>雲端 SaaS</w:t>
+            <w:shd w:val="clear" w:color="auto" w:fill="F2F2F2"/>
+          </w:tcPr>
+          <w:p>
+            <w:pPr w:adjustRightInd="1" w:snapToGrid="0">
+              <w:spacing w:before="40" w:after="40" w:line="240" w:lineRule="auto"/>
+              <w:jc w:val="center"/>
+            </w:pPr>
+            <w:r>
+              <w:rPr>
+                <w:rFonts w:eastAsia="標楷體" w:ascii="Times New Roman" w:hAnsi="Times New Roman"/>
+                <w:b w:val="0"/>
+                <w:i w:val="0"/>
+                <w:sz w:val="24"/>
+              </w:rPr>
+              <w:t>✅</w:t>
             </w:r>
           </w:p>
         </w:tc>
@@ -920,21 +811,21 @@
           <w:tcPr>
             <w:tcW w:type="dxa" w:w="1757"/>
             <w:vAlign w:val="center"/>
-            <w:shd w:val="clear" w:color="auto" w:fill="FFFFFF"/>
-          </w:tcPr>
-          <w:p>
-            <w:pPr w:adjustRightInd="1" w:snapToGrid="0">
-              <w:spacing w:before="40" w:after="40" w:line="240" w:lineRule="auto"/>
-              <w:jc w:val="left"/>
-            </w:pPr>
-            <w:r>
-              <w:rPr>
-                <w:rFonts w:eastAsia="標楷體" w:ascii="Times New Roman" w:hAnsi="Times New Roman"/>
-                <w:b w:val="0"/>
-                <w:i w:val="0"/>
-                <w:sz w:val="24"/>
-              </w:rPr>
-              <w:t>雲端 SaaS</w:t>
+            <w:shd w:val="clear" w:color="auto" w:fill="F2F2F2"/>
+          </w:tcPr>
+          <w:p>
+            <w:pPr w:adjustRightInd="1" w:snapToGrid="0">
+              <w:spacing w:before="40" w:after="40" w:line="240" w:lineRule="auto"/>
+              <w:jc w:val="center"/>
+            </w:pPr>
+            <w:r>
+              <w:rPr>
+                <w:rFonts w:eastAsia="標楷體" w:ascii="Times New Roman" w:hAnsi="Times New Roman"/>
+                <w:b w:val="0"/>
+                <w:i w:val="0"/>
+                <w:sz w:val="24"/>
+              </w:rPr>
+              <w:t>✅</w:t>
             </w:r>
           </w:p>
         </w:tc>
@@ -942,21 +833,21 @@
           <w:tcPr>
             <w:tcW w:type="dxa" w:w="1757"/>
             <w:vAlign w:val="center"/>
-            <w:shd w:val="clear" w:color="auto" w:fill="FFFFFF"/>
-          </w:tcPr>
-          <w:p>
-            <w:pPr w:adjustRightInd="1" w:snapToGrid="0">
-              <w:spacing w:before="40" w:after="40" w:line="240" w:lineRule="auto"/>
-              <w:jc w:val="left"/>
-            </w:pPr>
-            <w:r>
-              <w:rPr>
-                <w:rFonts w:eastAsia="標楷體" w:ascii="Times New Roman" w:hAnsi="Times New Roman"/>
-                <w:b w:val="0"/>
-                <w:i w:val="0"/>
-                <w:sz w:val="24"/>
-              </w:rPr>
-              <w:t>雲端 SaaS</w:t>
+            <w:shd w:val="clear" w:color="auto" w:fill="F2F2F2"/>
+          </w:tcPr>
+          <w:p>
+            <w:pPr w:adjustRightInd="1" w:snapToGrid="0">
+              <w:spacing w:before="40" w:after="40" w:line="240" w:lineRule="auto"/>
+              <w:jc w:val="center"/>
+            </w:pPr>
+            <w:r>
+              <w:rPr>
+                <w:rFonts w:eastAsia="標楷體" w:ascii="Times New Roman" w:hAnsi="Times New Roman"/>
+                <w:b w:val="0"/>
+                <w:i w:val="0"/>
+                <w:sz w:val="24"/>
+              </w:rPr>
+              <w:t>❌</w:t>
             </w:r>
           </w:p>
         </w:tc>
@@ -969,21 +860,21 @@
           <w:tcPr>
             <w:tcW w:type="dxa" w:w="1757"/>
             <w:vAlign w:val="center"/>
-            <w:shd w:val="clear" w:color="auto" w:fill="F2F2F2"/>
-          </w:tcPr>
-          <w:p>
-            <w:pPr w:adjustRightInd="1" w:snapToGrid="0">
-              <w:spacing w:before="40" w:after="40" w:line="240" w:lineRule="auto"/>
-              <w:jc w:val="left"/>
-            </w:pPr>
-            <w:r>
-              <w:rPr>
-                <w:rFonts w:eastAsia="標楷體" w:ascii="Times New Roman" w:hAnsi="Times New Roman"/>
-                <w:b w:val="0"/>
-                <w:i w:val="0"/>
-                <w:sz w:val="24"/>
-              </w:rPr>
-              <w:t>SEO 健檢</w:t>
+            <w:shd w:val="clear" w:color="auto" w:fill="FFFFFF"/>
+          </w:tcPr>
+          <w:p>
+            <w:pPr w:adjustRightInd="1" w:snapToGrid="0">
+              <w:spacing w:before="40" w:after="40" w:line="240" w:lineRule="auto"/>
+              <w:jc w:val="left"/>
+            </w:pPr>
+            <w:r>
+              <w:rPr>
+                <w:rFonts w:eastAsia="標楷體" w:ascii="Times New Roman" w:hAnsi="Times New Roman"/>
+                <w:b w:val="0"/>
+                <w:i w:val="0"/>
+                <w:sz w:val="24"/>
+              </w:rPr>
+              <w:t>Core Web Vitals／頁面效能檢測</w:t>
             </w:r>
           </w:p>
         </w:tc>
@@ -991,21 +882,21 @@
           <w:tcPr>
             <w:tcW w:type="dxa" w:w="1757"/>
             <w:vAlign w:val="center"/>
-            <w:shd w:val="clear" w:color="auto" w:fill="F2F2F2"/>
-          </w:tcPr>
-          <w:p>
-            <w:pPr w:adjustRightInd="1" w:snapToGrid="0">
-              <w:spacing w:before="40" w:after="40" w:line="240" w:lineRule="auto"/>
-              <w:jc w:val="left"/>
-            </w:pPr>
-            <w:r>
-              <w:rPr>
-                <w:rFonts w:eastAsia="標楷體" w:ascii="Times New Roman" w:hAnsi="Times New Roman"/>
-                <w:b w:val="0"/>
-                <w:i w:val="0"/>
-                <w:sz w:val="24"/>
-              </w:rPr>
-              <w:t>✅ 完整</w:t>
+            <w:shd w:val="clear" w:color="auto" w:fill="FFFFFF"/>
+          </w:tcPr>
+          <w:p>
+            <w:pPr w:adjustRightInd="1" w:snapToGrid="0">
+              <w:spacing w:before="40" w:after="40" w:line="240" w:lineRule="auto"/>
+              <w:jc w:val="center"/>
+            </w:pPr>
+            <w:r>
+              <w:rPr>
+                <w:rFonts w:eastAsia="標楷體" w:ascii="Times New Roman" w:hAnsi="Times New Roman"/>
+                <w:b w:val="0"/>
+                <w:i w:val="0"/>
+                <w:sz w:val="24"/>
+              </w:rPr>
+              <w:t>❌</w:t>
             </w:r>
           </w:p>
         </w:tc>
@@ -1013,21 +904,21 @@
           <w:tcPr>
             <w:tcW w:type="dxa" w:w="1757"/>
             <w:vAlign w:val="center"/>
-            <w:shd w:val="clear" w:color="auto" w:fill="F2F2F2"/>
-          </w:tcPr>
-          <w:p>
-            <w:pPr w:adjustRightInd="1" w:snapToGrid="0">
-              <w:spacing w:before="40" w:after="40" w:line="240" w:lineRule="auto"/>
-              <w:jc w:val="left"/>
-            </w:pPr>
-            <w:r>
-              <w:rPr>
-                <w:rFonts w:eastAsia="標楷體" w:ascii="Times New Roman" w:hAnsi="Times New Roman"/>
-                <w:b w:val="0"/>
-                <w:i w:val="0"/>
-                <w:sz w:val="24"/>
-              </w:rPr>
-              <w:t>✅ 完整</w:t>
+            <w:shd w:val="clear" w:color="auto" w:fill="FFFFFF"/>
+          </w:tcPr>
+          <w:p>
+            <w:pPr w:adjustRightInd="1" w:snapToGrid="0">
+              <w:spacing w:before="40" w:after="40" w:line="240" w:lineRule="auto"/>
+              <w:jc w:val="center"/>
+            </w:pPr>
+            <w:r>
+              <w:rPr>
+                <w:rFonts w:eastAsia="標楷體" w:ascii="Times New Roman" w:hAnsi="Times New Roman"/>
+                <w:b w:val="0"/>
+                <w:i w:val="0"/>
+                <w:sz w:val="24"/>
+              </w:rPr>
+              <w:t>✅</w:t>
             </w:r>
           </w:p>
         </w:tc>
@@ -1035,21 +926,21 @@
           <w:tcPr>
             <w:tcW w:type="dxa" w:w="1757"/>
             <w:vAlign w:val="center"/>
-            <w:shd w:val="clear" w:color="auto" w:fill="F2F2F2"/>
-          </w:tcPr>
-          <w:p>
-            <w:pPr w:adjustRightInd="1" w:snapToGrid="0">
-              <w:spacing w:before="40" w:after="40" w:line="240" w:lineRule="auto"/>
-              <w:jc w:val="left"/>
-            </w:pPr>
-            <w:r>
-              <w:rPr>
-                <w:rFonts w:eastAsia="標楷體" w:ascii="Times New Roman" w:hAnsi="Times New Roman"/>
-                <w:b w:val="0"/>
-                <w:i w:val="0"/>
-                <w:sz w:val="24"/>
-              </w:rPr>
-              <w:t>✅ 完整</w:t>
+            <w:shd w:val="clear" w:color="auto" w:fill="FFFFFF"/>
+          </w:tcPr>
+          <w:p>
+            <w:pPr w:adjustRightInd="1" w:snapToGrid="0">
+              <w:spacing w:before="40" w:after="40" w:line="240" w:lineRule="auto"/>
+              <w:jc w:val="center"/>
+            </w:pPr>
+            <w:r>
+              <w:rPr>
+                <w:rFonts w:eastAsia="標楷體" w:ascii="Times New Roman" w:hAnsi="Times New Roman"/>
+                <w:b w:val="0"/>
+                <w:i w:val="0"/>
+                <w:sz w:val="24"/>
+              </w:rPr>
+              <w:t>✅</w:t>
             </w:r>
           </w:p>
         </w:tc>
@@ -1057,21 +948,21 @@
           <w:tcPr>
             <w:tcW w:type="dxa" w:w="1757"/>
             <w:vAlign w:val="center"/>
-            <w:shd w:val="clear" w:color="auto" w:fill="F2F2F2"/>
-          </w:tcPr>
-          <w:p>
-            <w:pPr w:adjustRightInd="1" w:snapToGrid="0">
-              <w:spacing w:before="40" w:after="40" w:line="240" w:lineRule="auto"/>
-              <w:jc w:val="left"/>
-            </w:pPr>
-            <w:r>
-              <w:rPr>
-                <w:rFonts w:eastAsia="標楷體" w:ascii="Times New Roman" w:hAnsi="Times New Roman"/>
-                <w:b w:val="0"/>
-                <w:i w:val="0"/>
-                <w:sz w:val="24"/>
-              </w:rPr>
-              <w:t>✅ 完整</w:t>
+            <w:shd w:val="clear" w:color="auto" w:fill="FFFFFF"/>
+          </w:tcPr>
+          <w:p>
+            <w:pPr w:adjustRightInd="1" w:snapToGrid="0">
+              <w:spacing w:before="40" w:after="40" w:line="240" w:lineRule="auto"/>
+              <w:jc w:val="center"/>
+            </w:pPr>
+            <w:r>
+              <w:rPr>
+                <w:rFonts w:eastAsia="標楷體" w:ascii="Times New Roman" w:hAnsi="Times New Roman"/>
+                <w:b w:val="0"/>
+                <w:i w:val="0"/>
+                <w:sz w:val="24"/>
+              </w:rPr>
+              <w:t>△</w:t>
             </w:r>
           </w:p>
         </w:tc>
@@ -1079,12 +970,12 @@
           <w:tcPr>
             <w:tcW w:type="dxa" w:w="1757"/>
             <w:vAlign w:val="center"/>
-            <w:shd w:val="clear" w:color="auto" w:fill="F2F2F2"/>
-          </w:tcPr>
-          <w:p>
-            <w:pPr w:adjustRightInd="1" w:snapToGrid="0">
-              <w:spacing w:before="40" w:after="40" w:line="240" w:lineRule="auto"/>
-              <w:jc w:val="left"/>
+            <w:shd w:val="clear" w:color="auto" w:fill="FFFFFF"/>
+          </w:tcPr>
+          <w:p>
+            <w:pPr w:adjustRightInd="1" w:snapToGrid="0">
+              <w:spacing w:before="40" w:after="40" w:line="240" w:lineRule="auto"/>
+              <w:jc w:val="center"/>
             </w:pPr>
             <w:r>
               <w:rPr>
@@ -1106,21 +997,21 @@
           <w:tcPr>
             <w:tcW w:type="dxa" w:w="1757"/>
             <w:vAlign w:val="center"/>
-            <w:shd w:val="clear" w:color="auto" w:fill="FFFFFF"/>
-          </w:tcPr>
-          <w:p>
-            <w:pPr w:adjustRightInd="1" w:snapToGrid="0">
-              <w:spacing w:before="40" w:after="40" w:line="240" w:lineRule="auto"/>
-              <w:jc w:val="left"/>
-            </w:pPr>
-            <w:r>
-              <w:rPr>
-                <w:rFonts w:eastAsia="標楷體" w:ascii="Times New Roman" w:hAnsi="Times New Roman"/>
-                <w:b w:val="0"/>
-                <w:i w:val="0"/>
-                <w:sz w:val="24"/>
-              </w:rPr>
-              <w:t>AEO / GEO 掃描</w:t>
+            <w:shd w:val="clear" w:color="auto" w:fill="F2F2F2"/>
+          </w:tcPr>
+          <w:p>
+            <w:pPr w:adjustRightInd="1" w:snapToGrid="0">
+              <w:spacing w:before="40" w:after="40" w:line="240" w:lineRule="auto"/>
+              <w:jc w:val="left"/>
+            </w:pPr>
+            <w:r>
+              <w:rPr>
+                <w:rFonts w:eastAsia="標楷體" w:ascii="Times New Roman" w:hAnsi="Times New Roman"/>
+                <w:b w:val="0"/>
+                <w:i w:val="0"/>
+                <w:sz w:val="24"/>
+              </w:rPr>
+              <w:t>關鍵字研究</w:t>
             </w:r>
           </w:p>
         </w:tc>
@@ -1128,21 +1019,21 @@
           <w:tcPr>
             <w:tcW w:type="dxa" w:w="1757"/>
             <w:vAlign w:val="center"/>
-            <w:shd w:val="clear" w:color="auto" w:fill="FFFFFF"/>
-          </w:tcPr>
-          <w:p>
-            <w:pPr w:adjustRightInd="1" w:snapToGrid="0">
-              <w:spacing w:before="40" w:after="40" w:line="240" w:lineRule="auto"/>
-              <w:jc w:val="left"/>
-            </w:pPr>
-            <w:r>
-              <w:rPr>
-                <w:rFonts w:eastAsia="標楷體" w:ascii="Times New Roman" w:hAnsi="Times New Roman"/>
-                <w:b w:val="0"/>
-                <w:i w:val="0"/>
-                <w:sz w:val="24"/>
-              </w:rPr>
-              <w:t>✅ 首創四維評分</w:t>
+            <w:shd w:val="clear" w:color="auto" w:fill="F2F2F2"/>
+          </w:tcPr>
+          <w:p>
+            <w:pPr w:adjustRightInd="1" w:snapToGrid="0">
+              <w:spacing w:before="40" w:after="40" w:line="240" w:lineRule="auto"/>
+              <w:jc w:val="center"/>
+            </w:pPr>
+            <w:r>
+              <w:rPr>
+                <w:rFonts w:eastAsia="標楷體" w:ascii="Times New Roman" w:hAnsi="Times New Roman"/>
+                <w:b w:val="0"/>
+                <w:i w:val="0"/>
+                <w:sz w:val="24"/>
+              </w:rPr>
+              <w:t>❌</w:t>
             </w:r>
           </w:p>
         </w:tc>
@@ -1150,21 +1041,21 @@
           <w:tcPr>
             <w:tcW w:type="dxa" w:w="1757"/>
             <w:vAlign w:val="center"/>
-            <w:shd w:val="clear" w:color="auto" w:fill="FFFFFF"/>
-          </w:tcPr>
-          <w:p>
-            <w:pPr w:adjustRightInd="1" w:snapToGrid="0">
-              <w:spacing w:before="40" w:after="40" w:line="240" w:lineRule="auto"/>
-              <w:jc w:val="left"/>
-            </w:pPr>
-            <w:r>
-              <w:rPr>
-                <w:rFonts w:eastAsia="標楷體" w:ascii="Times New Roman" w:hAnsi="Times New Roman"/>
-                <w:b w:val="0"/>
-                <w:i w:val="0"/>
-                <w:sz w:val="24"/>
-              </w:rPr>
-              <w:t>❌</w:t>
+            <w:shd w:val="clear" w:color="auto" w:fill="F2F2F2"/>
+          </w:tcPr>
+          <w:p>
+            <w:pPr w:adjustRightInd="1" w:snapToGrid="0">
+              <w:spacing w:before="40" w:after="40" w:line="240" w:lineRule="auto"/>
+              <w:jc w:val="center"/>
+            </w:pPr>
+            <w:r>
+              <w:rPr>
+                <w:rFonts w:eastAsia="標楷體" w:ascii="Times New Roman" w:hAnsi="Times New Roman"/>
+                <w:b w:val="0"/>
+                <w:i w:val="0"/>
+                <w:sz w:val="24"/>
+              </w:rPr>
+              <w:t>✅</w:t>
             </w:r>
           </w:p>
         </w:tc>
@@ -1172,21 +1063,21 @@
           <w:tcPr>
             <w:tcW w:type="dxa" w:w="1757"/>
             <w:vAlign w:val="center"/>
-            <w:shd w:val="clear" w:color="auto" w:fill="FFFFFF"/>
-          </w:tcPr>
-          <w:p>
-            <w:pPr w:adjustRightInd="1" w:snapToGrid="0">
-              <w:spacing w:before="40" w:after="40" w:line="240" w:lineRule="auto"/>
-              <w:jc w:val="left"/>
-            </w:pPr>
-            <w:r>
-              <w:rPr>
-                <w:rFonts w:eastAsia="標楷體" w:ascii="Times New Roman" w:hAnsi="Times New Roman"/>
-                <w:b w:val="0"/>
-                <w:i w:val="0"/>
-                <w:sz w:val="24"/>
-              </w:rPr>
-              <w:t>❌</w:t>
+            <w:shd w:val="clear" w:color="auto" w:fill="F2F2F2"/>
+          </w:tcPr>
+          <w:p>
+            <w:pPr w:adjustRightInd="1" w:snapToGrid="0">
+              <w:spacing w:before="40" w:after="40" w:line="240" w:lineRule="auto"/>
+              <w:jc w:val="center"/>
+            </w:pPr>
+            <w:r>
+              <w:rPr>
+                <w:rFonts w:eastAsia="標楷體" w:ascii="Times New Roman" w:hAnsi="Times New Roman"/>
+                <w:b w:val="0"/>
+                <w:i w:val="0"/>
+                <w:sz w:val="24"/>
+              </w:rPr>
+              <w:t>✅</w:t>
             </w:r>
           </w:p>
         </w:tc>
@@ -1194,21 +1085,21 @@
           <w:tcPr>
             <w:tcW w:type="dxa" w:w="1757"/>
             <w:vAlign w:val="center"/>
-            <w:shd w:val="clear" w:color="auto" w:fill="FFFFFF"/>
-          </w:tcPr>
-          <w:p>
-            <w:pPr w:adjustRightInd="1" w:snapToGrid="0">
-              <w:spacing w:before="40" w:after="40" w:line="240" w:lineRule="auto"/>
-              <w:jc w:val="left"/>
-            </w:pPr>
-            <w:r>
-              <w:rPr>
-                <w:rFonts w:eastAsia="標楷體" w:ascii="Times New Roman" w:hAnsi="Times New Roman"/>
-                <w:b w:val="0"/>
-                <w:i w:val="0"/>
-                <w:sz w:val="24"/>
-              </w:rPr>
-              <w:t>❌</w:t>
+            <w:shd w:val="clear" w:color="auto" w:fill="F2F2F2"/>
+          </w:tcPr>
+          <w:p>
+            <w:pPr w:adjustRightInd="1" w:snapToGrid="0">
+              <w:spacing w:before="40" w:after="40" w:line="240" w:lineRule="auto"/>
+              <w:jc w:val="center"/>
+            </w:pPr>
+            <w:r>
+              <w:rPr>
+                <w:rFonts w:eastAsia="標楷體" w:ascii="Times New Roman" w:hAnsi="Times New Roman"/>
+                <w:b w:val="0"/>
+                <w:i w:val="0"/>
+                <w:sz w:val="24"/>
+              </w:rPr>
+              <w:t>✅</w:t>
             </w:r>
           </w:p>
         </w:tc>
@@ -1216,12 +1107,12 @@
           <w:tcPr>
             <w:tcW w:type="dxa" w:w="1757"/>
             <w:vAlign w:val="center"/>
-            <w:shd w:val="clear" w:color="auto" w:fill="FFFFFF"/>
-          </w:tcPr>
-          <w:p>
-            <w:pPr w:adjustRightInd="1" w:snapToGrid="0">
-              <w:spacing w:before="40" w:after="40" w:line="240" w:lineRule="auto"/>
-              <w:jc w:val="left"/>
+            <w:shd w:val="clear" w:color="auto" w:fill="F2F2F2"/>
+          </w:tcPr>
+          <w:p>
+            <w:pPr w:adjustRightInd="1" w:snapToGrid="0">
+              <w:spacing w:before="40" w:after="40" w:line="240" w:lineRule="auto"/>
+              <w:jc w:val="center"/>
             </w:pPr>
             <w:r>
               <w:rPr>
@@ -1243,21 +1134,21 @@
           <w:tcPr>
             <w:tcW w:type="dxa" w:w="1757"/>
             <w:vAlign w:val="center"/>
-            <w:shd w:val="clear" w:color="auto" w:fill="F2F2F2"/>
-          </w:tcPr>
-          <w:p>
-            <w:pPr w:adjustRightInd="1" w:snapToGrid="0">
-              <w:spacing w:before="40" w:after="40" w:line="240" w:lineRule="auto"/>
-              <w:jc w:val="left"/>
-            </w:pPr>
-            <w:r>
-              <w:rPr>
-                <w:rFonts w:eastAsia="標楷體" w:ascii="Times New Roman" w:hAnsi="Times New Roman"/>
-                <w:b w:val="0"/>
-                <w:i w:val="0"/>
-                <w:sz w:val="24"/>
-              </w:rPr>
-              <w:t>資安被動掃描</w:t>
+            <w:shd w:val="clear" w:color="auto" w:fill="FFFFFF"/>
+          </w:tcPr>
+          <w:p>
+            <w:pPr w:adjustRightInd="1" w:snapToGrid="0">
+              <w:spacing w:before="40" w:after="40" w:line="240" w:lineRule="auto"/>
+              <w:jc w:val="left"/>
+            </w:pPr>
+            <w:r>
+              <w:rPr>
+                <w:rFonts w:eastAsia="標楷體" w:ascii="Times New Roman" w:hAnsi="Times New Roman"/>
+                <w:b w:val="0"/>
+                <w:i w:val="0"/>
+                <w:sz w:val="24"/>
+              </w:rPr>
+              <w:t>反向連結（外鏈）分析</w:t>
             </w:r>
           </w:p>
         </w:tc>
@@ -1265,21 +1156,21 @@
           <w:tcPr>
             <w:tcW w:type="dxa" w:w="1757"/>
             <w:vAlign w:val="center"/>
-            <w:shd w:val="clear" w:color="auto" w:fill="F2F2F2"/>
-          </w:tcPr>
-          <w:p>
-            <w:pPr w:adjustRightInd="1" w:snapToGrid="0">
-              <w:spacing w:before="40" w:after="40" w:line="240" w:lineRule="auto"/>
-              <w:jc w:val="left"/>
-            </w:pPr>
-            <w:r>
-              <w:rPr>
-                <w:rFonts w:eastAsia="標楷體" w:ascii="Times New Roman" w:hAnsi="Times New Roman"/>
-                <w:b w:val="0"/>
-                <w:i w:val="0"/>
-                <w:sz w:val="24"/>
-              </w:rPr>
-              <w:t>✅ HTTP 標頭／TLS</w:t>
+            <w:shd w:val="clear" w:color="auto" w:fill="FFFFFF"/>
+          </w:tcPr>
+          <w:p>
+            <w:pPr w:adjustRightInd="1" w:snapToGrid="0">
+              <w:spacing w:before="40" w:after="40" w:line="240" w:lineRule="auto"/>
+              <w:jc w:val="center"/>
+            </w:pPr>
+            <w:r>
+              <w:rPr>
+                <w:rFonts w:eastAsia="標楷體" w:ascii="Times New Roman" w:hAnsi="Times New Roman"/>
+                <w:b w:val="0"/>
+                <w:i w:val="0"/>
+                <w:sz w:val="24"/>
+              </w:rPr>
+              <w:t>❌</w:t>
             </w:r>
           </w:p>
         </w:tc>
@@ -1287,12 +1178,78 @@
           <w:tcPr>
             <w:tcW w:type="dxa" w:w="1757"/>
             <w:vAlign w:val="center"/>
-            <w:shd w:val="clear" w:color="auto" w:fill="F2F2F2"/>
-          </w:tcPr>
-          <w:p>
-            <w:pPr w:adjustRightInd="1" w:snapToGrid="0">
-              <w:spacing w:before="40" w:after="40" w:line="240" w:lineRule="auto"/>
-              <w:jc w:val="left"/>
+            <w:shd w:val="clear" w:color="auto" w:fill="FFFFFF"/>
+          </w:tcPr>
+          <w:p>
+            <w:pPr w:adjustRightInd="1" w:snapToGrid="0">
+              <w:spacing w:before="40" w:after="40" w:line="240" w:lineRule="auto"/>
+              <w:jc w:val="center"/>
+            </w:pPr>
+            <w:r>
+              <w:rPr>
+                <w:rFonts w:eastAsia="標楷體" w:ascii="Times New Roman" w:hAnsi="Times New Roman"/>
+                <w:b w:val="0"/>
+                <w:i w:val="0"/>
+                <w:sz w:val="24"/>
+              </w:rPr>
+              <w:t>✅</w:t>
+            </w:r>
+          </w:p>
+        </w:tc>
+        <w:tc>
+          <w:tcPr>
+            <w:tcW w:type="dxa" w:w="1757"/>
+            <w:vAlign w:val="center"/>
+            <w:shd w:val="clear" w:color="auto" w:fill="FFFFFF"/>
+          </w:tcPr>
+          <w:p>
+            <w:pPr w:adjustRightInd="1" w:snapToGrid="0">
+              <w:spacing w:before="40" w:after="40" w:line="240" w:lineRule="auto"/>
+              <w:jc w:val="center"/>
+            </w:pPr>
+            <w:r>
+              <w:rPr>
+                <w:rFonts w:eastAsia="標楷體" w:ascii="Times New Roman" w:hAnsi="Times New Roman"/>
+                <w:b w:val="0"/>
+                <w:i w:val="0"/>
+                <w:sz w:val="24"/>
+              </w:rPr>
+              <w:t>✅</w:t>
+            </w:r>
+          </w:p>
+        </w:tc>
+        <w:tc>
+          <w:tcPr>
+            <w:tcW w:type="dxa" w:w="1757"/>
+            <w:vAlign w:val="center"/>
+            <w:shd w:val="clear" w:color="auto" w:fill="FFFFFF"/>
+          </w:tcPr>
+          <w:p>
+            <w:pPr w:adjustRightInd="1" w:snapToGrid="0">
+              <w:spacing w:before="40" w:after="40" w:line="240" w:lineRule="auto"/>
+              <w:jc w:val="center"/>
+            </w:pPr>
+            <w:r>
+              <w:rPr>
+                <w:rFonts w:eastAsia="標楷體" w:ascii="Times New Roman" w:hAnsi="Times New Roman"/>
+                <w:b w:val="0"/>
+                <w:i w:val="0"/>
+                <w:sz w:val="24"/>
+              </w:rPr>
+              <w:t>✅</w:t>
+            </w:r>
+          </w:p>
+        </w:tc>
+        <w:tc>
+          <w:tcPr>
+            <w:tcW w:type="dxa" w:w="1757"/>
+            <w:vAlign w:val="center"/>
+            <w:shd w:val="clear" w:color="auto" w:fill="FFFFFF"/>
+          </w:tcPr>
+          <w:p>
+            <w:pPr w:adjustRightInd="1" w:snapToGrid="0">
+              <w:spacing w:before="40" w:after="40" w:line="240" w:lineRule="auto"/>
+              <w:jc w:val="center"/>
             </w:pPr>
             <w:r>
               <w:rPr>
@@ -1302,72 +1259,6 @@
                 <w:sz w:val="24"/>
               </w:rPr>
               <w:t>❌</w:t>
-            </w:r>
-          </w:p>
-        </w:tc>
-        <w:tc>
-          <w:tcPr>
-            <w:tcW w:type="dxa" w:w="1757"/>
-            <w:vAlign w:val="center"/>
-            <w:shd w:val="clear" w:color="auto" w:fill="F2F2F2"/>
-          </w:tcPr>
-          <w:p>
-            <w:pPr w:adjustRightInd="1" w:snapToGrid="0">
-              <w:spacing w:before="40" w:after="40" w:line="240" w:lineRule="auto"/>
-              <w:jc w:val="left"/>
-            </w:pPr>
-            <w:r>
-              <w:rPr>
-                <w:rFonts w:eastAsia="標楷體" w:ascii="Times New Roman" w:hAnsi="Times New Roman"/>
-                <w:b w:val="0"/>
-                <w:i w:val="0"/>
-                <w:sz w:val="24"/>
-              </w:rPr>
-              <w:t>❌</w:t>
-            </w:r>
-          </w:p>
-        </w:tc>
-        <w:tc>
-          <w:tcPr>
-            <w:tcW w:type="dxa" w:w="1757"/>
-            <w:vAlign w:val="center"/>
-            <w:shd w:val="clear" w:color="auto" w:fill="F2F2F2"/>
-          </w:tcPr>
-          <w:p>
-            <w:pPr w:adjustRightInd="1" w:snapToGrid="0">
-              <w:spacing w:before="40" w:after="40" w:line="240" w:lineRule="auto"/>
-              <w:jc w:val="left"/>
-            </w:pPr>
-            <w:r>
-              <w:rPr>
-                <w:rFonts w:eastAsia="標楷體" w:ascii="Times New Roman" w:hAnsi="Times New Roman"/>
-                <w:b w:val="0"/>
-                <w:i w:val="0"/>
-                <w:sz w:val="24"/>
-              </w:rPr>
-              <w:t>❌</w:t>
-            </w:r>
-          </w:p>
-        </w:tc>
-        <w:tc>
-          <w:tcPr>
-            <w:tcW w:type="dxa" w:w="1757"/>
-            <w:vAlign w:val="center"/>
-            <w:shd w:val="clear" w:color="auto" w:fill="F2F2F2"/>
-          </w:tcPr>
-          <w:p>
-            <w:pPr w:adjustRightInd="1" w:snapToGrid="0">
-              <w:spacing w:before="40" w:after="40" w:line="240" w:lineRule="auto"/>
-              <w:jc w:val="left"/>
-            </w:pPr>
-            <w:r>
-              <w:rPr>
-                <w:rFonts w:eastAsia="標楷體" w:ascii="Times New Roman" w:hAnsi="Times New Roman"/>
-                <w:b w:val="0"/>
-                <w:i w:val="0"/>
-                <w:sz w:val="24"/>
-              </w:rPr>
-              <w:t>✅ 惡意程式／WAF</w:t>
             </w:r>
           </w:p>
         </w:tc>
@@ -1380,21 +1271,21 @@
           <w:tcPr>
             <w:tcW w:type="dxa" w:w="1757"/>
             <w:vAlign w:val="center"/>
-            <w:shd w:val="clear" w:color="auto" w:fill="FFFFFF"/>
-          </w:tcPr>
-          <w:p>
-            <w:pPr w:adjustRightInd="1" w:snapToGrid="0">
-              <w:spacing w:before="40" w:after="40" w:line="240" w:lineRule="auto"/>
-              <w:jc w:val="left"/>
-            </w:pPr>
-            <w:r>
-              <w:rPr>
-                <w:rFonts w:eastAsia="標楷體" w:ascii="Times New Roman" w:hAnsi="Times New Roman"/>
-                <w:b w:val="0"/>
-                <w:i w:val="0"/>
-                <w:sz w:val="24"/>
-              </w:rPr>
-              <w:t>一站式整合四維</w:t>
+            <w:shd w:val="clear" w:color="auto" w:fill="F2F2F2"/>
+          </w:tcPr>
+          <w:p>
+            <w:pPr w:adjustRightInd="1" w:snapToGrid="0">
+              <w:spacing w:before="40" w:after="40" w:line="240" w:lineRule="auto"/>
+              <w:jc w:val="left"/>
+            </w:pPr>
+            <w:r>
+              <w:rPr>
+                <w:rFonts w:eastAsia="標楷體" w:ascii="Times New Roman" w:hAnsi="Times New Roman"/>
+                <w:b w:val="0"/>
+                <w:i w:val="0"/>
+                <w:sz w:val="24"/>
+              </w:rPr>
+              <w:t>關鍵字排名追蹤</w:t>
             </w:r>
           </w:p>
         </w:tc>
@@ -1402,21 +1293,21 @@
           <w:tcPr>
             <w:tcW w:type="dxa" w:w="1757"/>
             <w:vAlign w:val="center"/>
-            <w:shd w:val="clear" w:color="auto" w:fill="FFFFFF"/>
-          </w:tcPr>
-          <w:p>
-            <w:pPr w:adjustRightInd="1" w:snapToGrid="0">
-              <w:spacing w:before="40" w:after="40" w:line="240" w:lineRule="auto"/>
-              <w:jc w:val="left"/>
-            </w:pPr>
-            <w:r>
-              <w:rPr>
-                <w:rFonts w:eastAsia="標楷體" w:ascii="Times New Roman" w:hAnsi="Times New Roman"/>
-                <w:b w:val="0"/>
-                <w:i w:val="0"/>
-                <w:sz w:val="24"/>
-              </w:rPr>
-              <w:t>✅ SEO+AEO+GEO+資安</w:t>
+            <w:shd w:val="clear" w:color="auto" w:fill="F2F2F2"/>
+          </w:tcPr>
+          <w:p>
+            <w:pPr w:adjustRightInd="1" w:snapToGrid="0">
+              <w:spacing w:before="40" w:after="40" w:line="240" w:lineRule="auto"/>
+              <w:jc w:val="center"/>
+            </w:pPr>
+            <w:r>
+              <w:rPr>
+                <w:rFonts w:eastAsia="標楷體" w:ascii="Times New Roman" w:hAnsi="Times New Roman"/>
+                <w:b w:val="0"/>
+                <w:i w:val="0"/>
+                <w:sz w:val="24"/>
+              </w:rPr>
+              <w:t>❌</w:t>
             </w:r>
           </w:p>
         </w:tc>
@@ -1424,21 +1315,21 @@
           <w:tcPr>
             <w:tcW w:type="dxa" w:w="1757"/>
             <w:vAlign w:val="center"/>
-            <w:shd w:val="clear" w:color="auto" w:fill="FFFFFF"/>
-          </w:tcPr>
-          <w:p>
-            <w:pPr w:adjustRightInd="1" w:snapToGrid="0">
-              <w:spacing w:before="40" w:after="40" w:line="240" w:lineRule="auto"/>
-              <w:jc w:val="left"/>
-            </w:pPr>
-            <w:r>
-              <w:rPr>
-                <w:rFonts w:eastAsia="標楷體" w:ascii="Times New Roman" w:hAnsi="Times New Roman"/>
-                <w:b w:val="0"/>
-                <w:i w:val="0"/>
-                <w:sz w:val="24"/>
-              </w:rPr>
-              <w:t>❌（僅 SEO）</w:t>
+            <w:shd w:val="clear" w:color="auto" w:fill="F2F2F2"/>
+          </w:tcPr>
+          <w:p>
+            <w:pPr w:adjustRightInd="1" w:snapToGrid="0">
+              <w:spacing w:before="40" w:after="40" w:line="240" w:lineRule="auto"/>
+              <w:jc w:val="center"/>
+            </w:pPr>
+            <w:r>
+              <w:rPr>
+                <w:rFonts w:eastAsia="標楷體" w:ascii="Times New Roman" w:hAnsi="Times New Roman"/>
+                <w:b w:val="0"/>
+                <w:i w:val="0"/>
+                <w:sz w:val="24"/>
+              </w:rPr>
+              <w:t>✅</w:t>
             </w:r>
           </w:p>
         </w:tc>
@@ -1446,21 +1337,21 @@
           <w:tcPr>
             <w:tcW w:type="dxa" w:w="1757"/>
             <w:vAlign w:val="center"/>
-            <w:shd w:val="clear" w:color="auto" w:fill="FFFFFF"/>
-          </w:tcPr>
-          <w:p>
-            <w:pPr w:adjustRightInd="1" w:snapToGrid="0">
-              <w:spacing w:before="40" w:after="40" w:line="240" w:lineRule="auto"/>
-              <w:jc w:val="left"/>
-            </w:pPr>
-            <w:r>
-              <w:rPr>
-                <w:rFonts w:eastAsia="標楷體" w:ascii="Times New Roman" w:hAnsi="Times New Roman"/>
-                <w:b w:val="0"/>
-                <w:i w:val="0"/>
-                <w:sz w:val="24"/>
-              </w:rPr>
-              <w:t>❌（僅 SEO）</w:t>
+            <w:shd w:val="clear" w:color="auto" w:fill="F2F2F2"/>
+          </w:tcPr>
+          <w:p>
+            <w:pPr w:adjustRightInd="1" w:snapToGrid="0">
+              <w:spacing w:before="40" w:after="40" w:line="240" w:lineRule="auto"/>
+              <w:jc w:val="center"/>
+            </w:pPr>
+            <w:r>
+              <w:rPr>
+                <w:rFonts w:eastAsia="標楷體" w:ascii="Times New Roman" w:hAnsi="Times New Roman"/>
+                <w:b w:val="0"/>
+                <w:i w:val="0"/>
+                <w:sz w:val="24"/>
+              </w:rPr>
+              <w:t>✅</w:t>
             </w:r>
           </w:p>
         </w:tc>
@@ -1468,21 +1359,21 @@
           <w:tcPr>
             <w:tcW w:type="dxa" w:w="1757"/>
             <w:vAlign w:val="center"/>
-            <w:shd w:val="clear" w:color="auto" w:fill="FFFFFF"/>
-          </w:tcPr>
-          <w:p>
-            <w:pPr w:adjustRightInd="1" w:snapToGrid="0">
-              <w:spacing w:before="40" w:after="40" w:line="240" w:lineRule="auto"/>
-              <w:jc w:val="left"/>
-            </w:pPr>
-            <w:r>
-              <w:rPr>
-                <w:rFonts w:eastAsia="標楷體" w:ascii="Times New Roman" w:hAnsi="Times New Roman"/>
-                <w:b w:val="0"/>
-                <w:i w:val="0"/>
-                <w:sz w:val="24"/>
-              </w:rPr>
-              <w:t>❌（僅 SEO）</w:t>
+            <w:shd w:val="clear" w:color="auto" w:fill="F2F2F2"/>
+          </w:tcPr>
+          <w:p>
+            <w:pPr w:adjustRightInd="1" w:snapToGrid="0">
+              <w:spacing w:before="40" w:after="40" w:line="240" w:lineRule="auto"/>
+              <w:jc w:val="center"/>
+            </w:pPr>
+            <w:r>
+              <w:rPr>
+                <w:rFonts w:eastAsia="標楷體" w:ascii="Times New Roman" w:hAnsi="Times New Roman"/>
+                <w:b w:val="0"/>
+                <w:i w:val="0"/>
+                <w:sz w:val="24"/>
+              </w:rPr>
+              <w:t>✅</w:t>
             </w:r>
           </w:p>
         </w:tc>
@@ -1490,21 +1381,21 @@
           <w:tcPr>
             <w:tcW w:type="dxa" w:w="1757"/>
             <w:vAlign w:val="center"/>
-            <w:shd w:val="clear" w:color="auto" w:fill="FFFFFF"/>
-          </w:tcPr>
-          <w:p>
-            <w:pPr w:adjustRightInd="1" w:snapToGrid="0">
-              <w:spacing w:before="40" w:after="40" w:line="240" w:lineRule="auto"/>
-              <w:jc w:val="left"/>
-            </w:pPr>
-            <w:r>
-              <w:rPr>
-                <w:rFonts w:eastAsia="標楷體" w:ascii="Times New Roman" w:hAnsi="Times New Roman"/>
-                <w:b w:val="0"/>
-                <w:i w:val="0"/>
-                <w:sz w:val="24"/>
-              </w:rPr>
-              <w:t>❌（僅資安）</w:t>
+            <w:shd w:val="clear" w:color="auto" w:fill="F2F2F2"/>
+          </w:tcPr>
+          <w:p>
+            <w:pPr w:adjustRightInd="1" w:snapToGrid="0">
+              <w:spacing w:before="40" w:after="40" w:line="240" w:lineRule="auto"/>
+              <w:jc w:val="center"/>
+            </w:pPr>
+            <w:r>
+              <w:rPr>
+                <w:rFonts w:eastAsia="標楷體" w:ascii="Times New Roman" w:hAnsi="Times New Roman"/>
+                <w:b w:val="0"/>
+                <w:i w:val="0"/>
+                <w:sz w:val="24"/>
+              </w:rPr>
+              <w:t>❌</w:t>
             </w:r>
           </w:p>
         </w:tc>
@@ -1515,133 +1406,24 @@
         </w:trPr>
         <w:tc>
           <w:tcPr>
-            <w:tcW w:type="dxa" w:w="1757"/>
-            <w:vAlign w:val="center"/>
-            <w:shd w:val="clear" w:color="auto" w:fill="F2F2F2"/>
-          </w:tcPr>
-          <w:p>
-            <w:pPr w:adjustRightInd="1" w:snapToGrid="0">
-              <w:spacing w:before="40" w:after="40" w:line="240" w:lineRule="auto"/>
-              <w:jc w:val="left"/>
-            </w:pPr>
-            <w:r>
-              <w:rPr>
-                <w:rFonts w:eastAsia="標楷體" w:ascii="Times New Roman" w:hAnsi="Times New Roman"/>
-                <w:b w:val="0"/>
-                <w:i w:val="0"/>
-                <w:sz w:val="24"/>
-              </w:rPr>
-              <w:t>圖形化報告匯出</w:t>
-            </w:r>
-          </w:p>
-        </w:tc>
-        <w:tc>
-          <w:tcPr>
-            <w:tcW w:type="dxa" w:w="1757"/>
-            <w:vAlign w:val="center"/>
-            <w:shd w:val="clear" w:color="auto" w:fill="F2F2F2"/>
-          </w:tcPr>
-          <w:p>
-            <w:pPr w:adjustRightInd="1" w:snapToGrid="0">
-              <w:spacing w:before="40" w:after="40" w:line="240" w:lineRule="auto"/>
-              <w:jc w:val="left"/>
-            </w:pPr>
-            <w:r>
-              <w:rPr>
-                <w:rFonts w:eastAsia="標楷體" w:ascii="Times New Roman" w:hAnsi="Times New Roman"/>
-                <w:b w:val="0"/>
-                <w:i w:val="0"/>
-                <w:sz w:val="24"/>
-              </w:rPr>
-              <w:t>✅ Word 報告</w:t>
-            </w:r>
-          </w:p>
-        </w:tc>
-        <w:tc>
-          <w:tcPr>
-            <w:tcW w:type="dxa" w:w="1757"/>
-            <w:vAlign w:val="center"/>
-            <w:shd w:val="clear" w:color="auto" w:fill="F2F2F2"/>
-          </w:tcPr>
-          <w:p>
-            <w:pPr w:adjustRightInd="1" w:snapToGrid="0">
-              <w:spacing w:before="40" w:after="40" w:line="240" w:lineRule="auto"/>
-              <w:jc w:val="left"/>
-            </w:pPr>
-            <w:r>
-              <w:rPr>
-                <w:rFonts w:eastAsia="標楷體" w:ascii="Times New Roman" w:hAnsi="Times New Roman"/>
-                <w:b w:val="0"/>
-                <w:i w:val="0"/>
-                <w:sz w:val="24"/>
-              </w:rPr>
-              <w:t>✅</w:t>
-            </w:r>
-          </w:p>
-        </w:tc>
-        <w:tc>
-          <w:tcPr>
-            <w:tcW w:type="dxa" w:w="1757"/>
-            <w:vAlign w:val="center"/>
-            <w:shd w:val="clear" w:color="auto" w:fill="F2F2F2"/>
-          </w:tcPr>
-          <w:p>
-            <w:pPr w:adjustRightInd="1" w:snapToGrid="0">
-              <w:spacing w:before="40" w:after="40" w:line="240" w:lineRule="auto"/>
-              <w:jc w:val="left"/>
-            </w:pPr>
-            <w:r>
-              <w:rPr>
-                <w:rFonts w:eastAsia="標楷體" w:ascii="Times New Roman" w:hAnsi="Times New Roman"/>
-                <w:b w:val="0"/>
-                <w:i w:val="0"/>
-                <w:sz w:val="24"/>
-              </w:rPr>
-              <w:t>✅</w:t>
-            </w:r>
-          </w:p>
-        </w:tc>
-        <w:tc>
-          <w:tcPr>
-            <w:tcW w:type="dxa" w:w="1757"/>
-            <w:vAlign w:val="center"/>
-            <w:shd w:val="clear" w:color="auto" w:fill="F2F2F2"/>
-          </w:tcPr>
-          <w:p>
-            <w:pPr w:adjustRightInd="1" w:snapToGrid="0">
-              <w:spacing w:before="40" w:after="40" w:line="240" w:lineRule="auto"/>
-              <w:jc w:val="left"/>
-            </w:pPr>
-            <w:r>
-              <w:rPr>
-                <w:rFonts w:eastAsia="標楷體" w:ascii="Times New Roman" w:hAnsi="Times New Roman"/>
-                <w:b w:val="0"/>
-                <w:i w:val="0"/>
-                <w:sz w:val="24"/>
-              </w:rPr>
-              <w:t>✅</w:t>
-            </w:r>
-          </w:p>
-        </w:tc>
-        <w:tc>
-          <w:tcPr>
-            <w:tcW w:type="dxa" w:w="1757"/>
-            <w:vAlign w:val="center"/>
-            <w:shd w:val="clear" w:color="auto" w:fill="F2F2F2"/>
-          </w:tcPr>
-          <w:p>
-            <w:pPr w:adjustRightInd="1" w:snapToGrid="0">
-              <w:spacing w:before="40" w:after="40" w:line="240" w:lineRule="auto"/>
-              <w:jc w:val="left"/>
-            </w:pPr>
-            <w:r>
-              <w:rPr>
-                <w:rFonts w:eastAsia="標楷體" w:ascii="Times New Roman" w:hAnsi="Times New Roman"/>
-                <w:b w:val="0"/>
-                <w:i w:val="0"/>
-                <w:sz w:val="24"/>
-              </w:rPr>
-              <w:t>✅ 資安報告</w:t>
+            <w:tcW w:type="dxa" w:w="10542"/>
+            <w:gridSpan w:val="6"/>
+            <w:vAlign w:val="center"/>
+            <w:shd w:val="clear" w:color="auto" w:fill="D9D2E9"/>
+          </w:tcPr>
+          <w:p>
+            <w:pPr w:adjustRightInd="1" w:snapToGrid="0">
+              <w:spacing w:before="40" w:after="40" w:line="240" w:lineRule="auto"/>
+              <w:jc w:val="left"/>
+            </w:pPr>
+            <w:r>
+              <w:rPr>
+                <w:rFonts w:eastAsia="標楷體" w:ascii="Times New Roman" w:hAnsi="Times New Roman"/>
+                <w:b/>
+                <w:i w:val="0"/>
+                <w:sz w:val="24"/>
+              </w:rPr>
+              <w:t>【AEO／GEO 優化維度】</w:t>
             </w:r>
           </w:p>
         </w:tc>
@@ -1668,7 +1450,7 @@
                 <w:i w:val="0"/>
                 <w:sz w:val="24"/>
               </w:rPr>
-              <w:t>中文操作介面</w:t>
+              <w:t>AEO 答案引擎優化（FAQPage／HowTo 結構化檢測）</w:t>
             </w:r>
           </w:p>
         </w:tc>
@@ -1681,16 +1463,16 @@
           <w:p>
             <w:pPr w:adjustRightInd="1" w:snapToGrid="0">
               <w:spacing w:before="40" w:after="40" w:line="240" w:lineRule="auto"/>
-              <w:jc w:val="left"/>
-            </w:pPr>
-            <w:r>
-              <w:rPr>
-                <w:rFonts w:eastAsia="標楷體" w:ascii="Times New Roman" w:hAnsi="Times New Roman"/>
-                <w:b w:val="0"/>
-                <w:i w:val="0"/>
-                <w:sz w:val="24"/>
-              </w:rPr>
-              <w:t>✅ 全中文</w:t>
+              <w:jc w:val="center"/>
+            </w:pPr>
+            <w:r>
+              <w:rPr>
+                <w:rFonts w:eastAsia="標楷體" w:ascii="Times New Roman" w:hAnsi="Times New Roman"/>
+                <w:b w:val="0"/>
+                <w:i w:val="0"/>
+                <w:sz w:val="24"/>
+              </w:rPr>
+              <w:t>✅</w:t>
             </w:r>
           </w:p>
         </w:tc>
@@ -1703,16 +1485,16 @@
           <w:p>
             <w:pPr w:adjustRightInd="1" w:snapToGrid="0">
               <w:spacing w:before="40" w:after="40" w:line="240" w:lineRule="auto"/>
-              <w:jc w:val="left"/>
-            </w:pPr>
-            <w:r>
-              <w:rPr>
-                <w:rFonts w:eastAsia="標楷體" w:ascii="Times New Roman" w:hAnsi="Times New Roman"/>
-                <w:b w:val="0"/>
-                <w:i w:val="0"/>
-                <w:sz w:val="24"/>
-              </w:rPr>
-              <w:t>部分</w:t>
+              <w:jc w:val="center"/>
+            </w:pPr>
+            <w:r>
+              <w:rPr>
+                <w:rFonts w:eastAsia="標楷體" w:ascii="Times New Roman" w:hAnsi="Times New Roman"/>
+                <w:b w:val="0"/>
+                <w:i w:val="0"/>
+                <w:sz w:val="24"/>
+              </w:rPr>
+              <w:t>❌</w:t>
             </w:r>
           </w:p>
         </w:tc>
@@ -1725,16 +1507,16 @@
           <w:p>
             <w:pPr w:adjustRightInd="1" w:snapToGrid="0">
               <w:spacing w:before="40" w:after="40" w:line="240" w:lineRule="auto"/>
-              <w:jc w:val="left"/>
-            </w:pPr>
-            <w:r>
-              <w:rPr>
-                <w:rFonts w:eastAsia="標楷體" w:ascii="Times New Roman" w:hAnsi="Times New Roman"/>
-                <w:b w:val="0"/>
-                <w:i w:val="0"/>
-                <w:sz w:val="24"/>
-              </w:rPr>
-              <w:t>部分</w:t>
+              <w:jc w:val="center"/>
+            </w:pPr>
+            <w:r>
+              <w:rPr>
+                <w:rFonts w:eastAsia="標楷體" w:ascii="Times New Roman" w:hAnsi="Times New Roman"/>
+                <w:b w:val="0"/>
+                <w:i w:val="0"/>
+                <w:sz w:val="24"/>
+              </w:rPr>
+              <w:t>❌</w:t>
             </w:r>
           </w:p>
         </w:tc>
@@ -1747,7 +1529,7 @@
           <w:p>
             <w:pPr w:adjustRightInd="1" w:snapToGrid="0">
               <w:spacing w:before="40" w:after="40" w:line="240" w:lineRule="auto"/>
-              <w:jc w:val="left"/>
+              <w:jc w:val="center"/>
             </w:pPr>
             <w:r>
               <w:rPr>
@@ -1769,16 +1551,16 @@
           <w:p>
             <w:pPr w:adjustRightInd="1" w:snapToGrid="0">
               <w:spacing w:before="40" w:after="40" w:line="240" w:lineRule="auto"/>
-              <w:jc w:val="left"/>
-            </w:pPr>
-            <w:r>
-              <w:rPr>
-                <w:rFonts w:eastAsia="標楷體" w:ascii="Times New Roman" w:hAnsi="Times New Roman"/>
-                <w:b w:val="0"/>
-                <w:i w:val="0"/>
-                <w:sz w:val="24"/>
-              </w:rPr>
-              <w:t>部分</w:t>
+              <w:jc w:val="center"/>
+            </w:pPr>
+            <w:r>
+              <w:rPr>
+                <w:rFonts w:eastAsia="標楷體" w:ascii="Times New Roman" w:hAnsi="Times New Roman"/>
+                <w:b w:val="0"/>
+                <w:i w:val="0"/>
+                <w:sz w:val="24"/>
+              </w:rPr>
+              <w:t>❌</w:t>
             </w:r>
           </w:p>
         </w:tc>
@@ -1805,7 +1587,7 @@
                 <w:i w:val="0"/>
                 <w:sz w:val="24"/>
               </w:rPr>
-              <w:t>計費模式</w:t>
+              <w:t>GEO 生成式引擎優化（JSON-LD 實體／可引用段落評分）</w:t>
             </w:r>
           </w:p>
         </w:tc>
@@ -1818,16 +1600,16 @@
           <w:p>
             <w:pPr w:adjustRightInd="1" w:snapToGrid="0">
               <w:spacing w:before="40" w:after="40" w:line="240" w:lineRule="auto"/>
-              <w:jc w:val="left"/>
-            </w:pPr>
-            <w:r>
-              <w:rPr>
-                <w:rFonts w:eastAsia="標楷體" w:ascii="Times New Roman" w:hAnsi="Times New Roman"/>
-                <w:b w:val="0"/>
-                <w:i w:val="0"/>
-                <w:sz w:val="24"/>
-              </w:rPr>
-              <w:t>按需點數制</w:t>
+              <w:jc w:val="center"/>
+            </w:pPr>
+            <w:r>
+              <w:rPr>
+                <w:rFonts w:eastAsia="標楷體" w:ascii="Times New Roman" w:hAnsi="Times New Roman"/>
+                <w:b w:val="0"/>
+                <w:i w:val="0"/>
+                <w:sz w:val="24"/>
+              </w:rPr>
+              <w:t>✅</w:t>
             </w:r>
           </w:p>
         </w:tc>
@@ -1840,16 +1622,16 @@
           <w:p>
             <w:pPr w:adjustRightInd="1" w:snapToGrid="0">
               <w:spacing w:before="40" w:after="40" w:line="240" w:lineRule="auto"/>
-              <w:jc w:val="left"/>
-            </w:pPr>
-            <w:r>
-              <w:rPr>
-                <w:rFonts w:eastAsia="標楷體" w:ascii="Times New Roman" w:hAnsi="Times New Roman"/>
-                <w:b w:val="0"/>
-                <w:i w:val="0"/>
-                <w:sz w:val="24"/>
-              </w:rPr>
-              <w:t>月訂閱</w:t>
+              <w:jc w:val="center"/>
+            </w:pPr>
+            <w:r>
+              <w:rPr>
+                <w:rFonts w:eastAsia="標楷體" w:ascii="Times New Roman" w:hAnsi="Times New Roman"/>
+                <w:b w:val="0"/>
+                <w:i w:val="0"/>
+                <w:sz w:val="24"/>
+              </w:rPr>
+              <w:t>❌</w:t>
             </w:r>
           </w:p>
         </w:tc>
@@ -1862,16 +1644,16 @@
           <w:p>
             <w:pPr w:adjustRightInd="1" w:snapToGrid="0">
               <w:spacing w:before="40" w:after="40" w:line="240" w:lineRule="auto"/>
-              <w:jc w:val="left"/>
-            </w:pPr>
-            <w:r>
-              <w:rPr>
-                <w:rFonts w:eastAsia="標楷體" w:ascii="Times New Roman" w:hAnsi="Times New Roman"/>
-                <w:b w:val="0"/>
-                <w:i w:val="0"/>
-                <w:sz w:val="24"/>
-              </w:rPr>
-              <w:t>月訂閱</w:t>
+              <w:jc w:val="center"/>
+            </w:pPr>
+            <w:r>
+              <w:rPr>
+                <w:rFonts w:eastAsia="標楷體" w:ascii="Times New Roman" w:hAnsi="Times New Roman"/>
+                <w:b w:val="0"/>
+                <w:i w:val="0"/>
+                <w:sz w:val="24"/>
+              </w:rPr>
+              <w:t>❌</w:t>
             </w:r>
           </w:p>
         </w:tc>
@@ -1884,16 +1666,16 @@
           <w:p>
             <w:pPr w:adjustRightInd="1" w:snapToGrid="0">
               <w:spacing w:before="40" w:after="40" w:line="240" w:lineRule="auto"/>
-              <w:jc w:val="left"/>
-            </w:pPr>
-            <w:r>
-              <w:rPr>
-                <w:rFonts w:eastAsia="標楷體" w:ascii="Times New Roman" w:hAnsi="Times New Roman"/>
-                <w:b w:val="0"/>
-                <w:i w:val="0"/>
-                <w:sz w:val="24"/>
-              </w:rPr>
-              <w:t>月訂閱</w:t>
+              <w:jc w:val="center"/>
+            </w:pPr>
+            <w:r>
+              <w:rPr>
+                <w:rFonts w:eastAsia="標楷體" w:ascii="Times New Roman" w:hAnsi="Times New Roman"/>
+                <w:b w:val="0"/>
+                <w:i w:val="0"/>
+                <w:sz w:val="24"/>
+              </w:rPr>
+              <w:t>❌</w:t>
             </w:r>
           </w:p>
         </w:tc>
@@ -1906,16 +1688,16 @@
           <w:p>
             <w:pPr w:adjustRightInd="1" w:snapToGrid="0">
               <w:spacing w:before="40" w:after="40" w:line="240" w:lineRule="auto"/>
-              <w:jc w:val="left"/>
-            </w:pPr>
-            <w:r>
-              <w:rPr>
-                <w:rFonts w:eastAsia="標楷體" w:ascii="Times New Roman" w:hAnsi="Times New Roman"/>
-                <w:b w:val="0"/>
-                <w:i w:val="0"/>
-                <w:sz w:val="24"/>
-              </w:rPr>
-              <w:t>年訂閱</w:t>
+              <w:jc w:val="center"/>
+            </w:pPr>
+            <w:r>
+              <w:rPr>
+                <w:rFonts w:eastAsia="標楷體" w:ascii="Times New Roman" w:hAnsi="Times New Roman"/>
+                <w:b w:val="0"/>
+                <w:i w:val="0"/>
+                <w:sz w:val="24"/>
+              </w:rPr>
+              <w:t>❌</w:t>
             </w:r>
           </w:p>
         </w:tc>
@@ -1942,7 +1724,7 @@
                 <w:i w:val="0"/>
                 <w:sz w:val="24"/>
               </w:rPr>
-              <w:t>最低月費（約）</w:t>
+              <w:t>AI 品牌可見度監測（ChatGPT／Perplexity 被提及）</w:t>
             </w:r>
           </w:p>
         </w:tc>
@@ -1955,16 +1737,16 @@
           <w:p>
             <w:pPr w:adjustRightInd="1" w:snapToGrid="0">
               <w:spacing w:before="40" w:after="40" w:line="240" w:lineRule="auto"/>
-              <w:jc w:val="left"/>
-            </w:pPr>
-            <w:r>
-              <w:rPr>
-                <w:rFonts w:eastAsia="標楷體" w:ascii="Times New Roman" w:hAnsi="Times New Roman"/>
-                <w:b w:val="0"/>
-                <w:i w:val="0"/>
-                <w:sz w:val="24"/>
-              </w:rPr>
-              <w:t>NT$300 起</w:t>
+              <w:jc w:val="center"/>
+            </w:pPr>
+            <w:r>
+              <w:rPr>
+                <w:rFonts w:eastAsia="標楷體" w:ascii="Times New Roman" w:hAnsi="Times New Roman"/>
+                <w:b w:val="0"/>
+                <w:i w:val="0"/>
+                <w:sz w:val="24"/>
+              </w:rPr>
+              <w:t>❌</w:t>
             </w:r>
           </w:p>
         </w:tc>
@@ -1977,16 +1759,16 @@
           <w:p>
             <w:pPr w:adjustRightInd="1" w:snapToGrid="0">
               <w:spacing w:before="40" w:after="40" w:line="240" w:lineRule="auto"/>
-              <w:jc w:val="left"/>
-            </w:pPr>
-            <w:r>
-              <w:rPr>
-                <w:rFonts w:eastAsia="標楷體" w:ascii="Times New Roman" w:hAnsi="Times New Roman"/>
-                <w:b w:val="0"/>
-                <w:i w:val="0"/>
-                <w:sz w:val="24"/>
-              </w:rPr>
-              <w:t>NT$4,478</w:t>
+              <w:jc w:val="center"/>
+            </w:pPr>
+            <w:r>
+              <w:rPr>
+                <w:rFonts w:eastAsia="標楷體" w:ascii="Times New Roman" w:hAnsi="Times New Roman"/>
+                <w:b w:val="0"/>
+                <w:i w:val="0"/>
+                <w:sz w:val="24"/>
+              </w:rPr>
+              <w:t>△ 加購</w:t>
             </w:r>
           </w:p>
         </w:tc>
@@ -1999,16 +1781,16 @@
           <w:p>
             <w:pPr w:adjustRightInd="1" w:snapToGrid="0">
               <w:spacing w:before="40" w:after="40" w:line="240" w:lineRule="auto"/>
-              <w:jc w:val="left"/>
-            </w:pPr>
-            <w:r>
-              <w:rPr>
-                <w:rFonts w:eastAsia="標楷體" w:ascii="Times New Roman" w:hAnsi="Times New Roman"/>
-                <w:b w:val="0"/>
-                <w:i w:val="0"/>
-                <w:sz w:val="24"/>
-              </w:rPr>
-              <w:t>NT$928</w:t>
+              <w:jc w:val="center"/>
+            </w:pPr>
+            <w:r>
+              <w:rPr>
+                <w:rFonts w:eastAsia="標楷體" w:ascii="Times New Roman" w:hAnsi="Times New Roman"/>
+                <w:b w:val="0"/>
+                <w:i w:val="0"/>
+                <w:sz w:val="24"/>
+              </w:rPr>
+              <w:t>△ 加購</w:t>
             </w:r>
           </w:p>
         </w:tc>
@@ -2021,16 +1803,16 @@
           <w:p>
             <w:pPr w:adjustRightInd="1" w:snapToGrid="0">
               <w:spacing w:before="40" w:after="40" w:line="240" w:lineRule="auto"/>
-              <w:jc w:val="left"/>
-            </w:pPr>
-            <w:r>
-              <w:rPr>
-                <w:rFonts w:eastAsia="標楷體" w:ascii="Times New Roman" w:hAnsi="Times New Roman"/>
-                <w:b w:val="0"/>
-                <w:i w:val="0"/>
-                <w:sz w:val="24"/>
-              </w:rPr>
-              <w:t>NT$1,568</w:t>
+              <w:jc w:val="center"/>
+            </w:pPr>
+            <w:r>
+              <w:rPr>
+                <w:rFonts w:eastAsia="標楷體" w:ascii="Times New Roman" w:hAnsi="Times New Roman"/>
+                <w:b w:val="0"/>
+                <w:i w:val="0"/>
+                <w:sz w:val="24"/>
+              </w:rPr>
+              <w:t>❌</w:t>
             </w:r>
           </w:p>
         </w:tc>
@@ -2043,16 +1825,866 @@
           <w:p>
             <w:pPr w:adjustRightInd="1" w:snapToGrid="0">
               <w:spacing w:before="40" w:after="40" w:line="240" w:lineRule="auto"/>
-              <w:jc w:val="left"/>
-            </w:pPr>
-            <w:r>
-              <w:rPr>
-                <w:rFonts w:eastAsia="標楷體" w:ascii="Times New Roman" w:hAnsi="Times New Roman"/>
-                <w:b w:val="0"/>
-                <w:i w:val="0"/>
-                <w:sz w:val="24"/>
-              </w:rPr>
-              <w:t>NT$533</w:t>
+              <w:jc w:val="center"/>
+            </w:pPr>
+            <w:r>
+              <w:rPr>
+                <w:rFonts w:eastAsia="標楷體" w:ascii="Times New Roman" w:hAnsi="Times New Roman"/>
+                <w:b w:val="0"/>
+                <w:i w:val="0"/>
+                <w:sz w:val="24"/>
+              </w:rPr>
+              <w:t>❌</w:t>
+            </w:r>
+          </w:p>
+        </w:tc>
+      </w:tr>
+      <w:tr>
+        <w:trPr>
+          <w:cantSplit/>
+        </w:trPr>
+        <w:tc>
+          <w:tcPr>
+            <w:tcW w:type="dxa" w:w="10542"/>
+            <w:gridSpan w:val="6"/>
+            <w:vAlign w:val="center"/>
+            <w:shd w:val="clear" w:color="auto" w:fill="D9D2E9"/>
+          </w:tcPr>
+          <w:p>
+            <w:pPr w:adjustRightInd="1" w:snapToGrid="0">
+              <w:spacing w:before="40" w:after="40" w:line="240" w:lineRule="auto"/>
+              <w:jc w:val="left"/>
+            </w:pPr>
+            <w:r>
+              <w:rPr>
+                <w:rFonts w:eastAsia="標楷體" w:ascii="Times New Roman" w:hAnsi="Times New Roman"/>
+                <w:b/>
+                <w:i w:val="0"/>
+                <w:sz w:val="24"/>
+              </w:rPr>
+              <w:t>【資安掃描維度】</w:t>
+            </w:r>
+          </w:p>
+        </w:tc>
+      </w:tr>
+      <w:tr>
+        <w:trPr>
+          <w:cantSplit/>
+        </w:trPr>
+        <w:tc>
+          <w:tcPr>
+            <w:tcW w:type="dxa" w:w="1757"/>
+            <w:vAlign w:val="center"/>
+            <w:shd w:val="clear" w:color="auto" w:fill="F2F2F2"/>
+          </w:tcPr>
+          <w:p>
+            <w:pPr w:adjustRightInd="1" w:snapToGrid="0">
+              <w:spacing w:before="40" w:after="40" w:line="240" w:lineRule="auto"/>
+              <w:jc w:val="left"/>
+            </w:pPr>
+            <w:r>
+              <w:rPr>
+                <w:rFonts w:eastAsia="標楷體" w:ascii="Times New Roman" w:hAnsi="Times New Roman"/>
+                <w:b w:val="0"/>
+                <w:i w:val="0"/>
+                <w:sz w:val="24"/>
+              </w:rPr>
+              <w:t>HTTPS／TLS 傳輸加密檢測</w:t>
+            </w:r>
+          </w:p>
+        </w:tc>
+        <w:tc>
+          <w:tcPr>
+            <w:tcW w:type="dxa" w:w="1757"/>
+            <w:vAlign w:val="center"/>
+            <w:shd w:val="clear" w:color="auto" w:fill="F2F2F2"/>
+          </w:tcPr>
+          <w:p>
+            <w:pPr w:adjustRightInd="1" w:snapToGrid="0">
+              <w:spacing w:before="40" w:after="40" w:line="240" w:lineRule="auto"/>
+              <w:jc w:val="center"/>
+            </w:pPr>
+            <w:r>
+              <w:rPr>
+                <w:rFonts w:eastAsia="標楷體" w:ascii="Times New Roman" w:hAnsi="Times New Roman"/>
+                <w:b w:val="0"/>
+                <w:i w:val="0"/>
+                <w:sz w:val="24"/>
+              </w:rPr>
+              <w:t>✅</w:t>
+            </w:r>
+          </w:p>
+        </w:tc>
+        <w:tc>
+          <w:tcPr>
+            <w:tcW w:type="dxa" w:w="1757"/>
+            <w:vAlign w:val="center"/>
+            <w:shd w:val="clear" w:color="auto" w:fill="F2F2F2"/>
+          </w:tcPr>
+          <w:p>
+            <w:pPr w:adjustRightInd="1" w:snapToGrid="0">
+              <w:spacing w:before="40" w:after="40" w:line="240" w:lineRule="auto"/>
+              <w:jc w:val="center"/>
+            </w:pPr>
+            <w:r>
+              <w:rPr>
+                <w:rFonts w:eastAsia="標楷體" w:ascii="Times New Roman" w:hAnsi="Times New Roman"/>
+                <w:b w:val="0"/>
+                <w:i w:val="0"/>
+                <w:sz w:val="24"/>
+              </w:rPr>
+              <w:t>△</w:t>
+            </w:r>
+          </w:p>
+        </w:tc>
+        <w:tc>
+          <w:tcPr>
+            <w:tcW w:type="dxa" w:w="1757"/>
+            <w:vAlign w:val="center"/>
+            <w:shd w:val="clear" w:color="auto" w:fill="F2F2F2"/>
+          </w:tcPr>
+          <w:p>
+            <w:pPr w:adjustRightInd="1" w:snapToGrid="0">
+              <w:spacing w:before="40" w:after="40" w:line="240" w:lineRule="auto"/>
+              <w:jc w:val="center"/>
+            </w:pPr>
+            <w:r>
+              <w:rPr>
+                <w:rFonts w:eastAsia="標楷體" w:ascii="Times New Roman" w:hAnsi="Times New Roman"/>
+                <w:b w:val="0"/>
+                <w:i w:val="0"/>
+                <w:sz w:val="24"/>
+              </w:rPr>
+              <w:t>△</w:t>
+            </w:r>
+          </w:p>
+        </w:tc>
+        <w:tc>
+          <w:tcPr>
+            <w:tcW w:type="dxa" w:w="1757"/>
+            <w:vAlign w:val="center"/>
+            <w:shd w:val="clear" w:color="auto" w:fill="F2F2F2"/>
+          </w:tcPr>
+          <w:p>
+            <w:pPr w:adjustRightInd="1" w:snapToGrid="0">
+              <w:spacing w:before="40" w:after="40" w:line="240" w:lineRule="auto"/>
+              <w:jc w:val="center"/>
+            </w:pPr>
+            <w:r>
+              <w:rPr>
+                <w:rFonts w:eastAsia="標楷體" w:ascii="Times New Roman" w:hAnsi="Times New Roman"/>
+                <w:b w:val="0"/>
+                <w:i w:val="0"/>
+                <w:sz w:val="24"/>
+              </w:rPr>
+              <w:t>△</w:t>
+            </w:r>
+          </w:p>
+        </w:tc>
+        <w:tc>
+          <w:tcPr>
+            <w:tcW w:type="dxa" w:w="1757"/>
+            <w:vAlign w:val="center"/>
+            <w:shd w:val="clear" w:color="auto" w:fill="F2F2F2"/>
+          </w:tcPr>
+          <w:p>
+            <w:pPr w:adjustRightInd="1" w:snapToGrid="0">
+              <w:spacing w:before="40" w:after="40" w:line="240" w:lineRule="auto"/>
+              <w:jc w:val="center"/>
+            </w:pPr>
+            <w:r>
+              <w:rPr>
+                <w:rFonts w:eastAsia="標楷體" w:ascii="Times New Roman" w:hAnsi="Times New Roman"/>
+                <w:b w:val="0"/>
+                <w:i w:val="0"/>
+                <w:sz w:val="24"/>
+              </w:rPr>
+              <w:t>✅</w:t>
+            </w:r>
+          </w:p>
+        </w:tc>
+      </w:tr>
+      <w:tr>
+        <w:trPr>
+          <w:cantSplit/>
+        </w:trPr>
+        <w:tc>
+          <w:tcPr>
+            <w:tcW w:type="dxa" w:w="1757"/>
+            <w:vAlign w:val="center"/>
+            <w:shd w:val="clear" w:color="auto" w:fill="FFFFFF"/>
+          </w:tcPr>
+          <w:p>
+            <w:pPr w:adjustRightInd="1" w:snapToGrid="0">
+              <w:spacing w:before="40" w:after="40" w:line="240" w:lineRule="auto"/>
+              <w:jc w:val="left"/>
+            </w:pPr>
+            <w:r>
+              <w:rPr>
+                <w:rFonts w:eastAsia="標楷體" w:ascii="Times New Roman" w:hAnsi="Times New Roman"/>
+                <w:b w:val="0"/>
+                <w:i w:val="0"/>
+                <w:sz w:val="24"/>
+              </w:rPr>
+              <w:t>安全標頭檢測（HSTS／CSP／X-Frame／X-Content-Type）</w:t>
+            </w:r>
+          </w:p>
+        </w:tc>
+        <w:tc>
+          <w:tcPr>
+            <w:tcW w:type="dxa" w:w="1757"/>
+            <w:vAlign w:val="center"/>
+            <w:shd w:val="clear" w:color="auto" w:fill="FFFFFF"/>
+          </w:tcPr>
+          <w:p>
+            <w:pPr w:adjustRightInd="1" w:snapToGrid="0">
+              <w:spacing w:before="40" w:after="40" w:line="240" w:lineRule="auto"/>
+              <w:jc w:val="center"/>
+            </w:pPr>
+            <w:r>
+              <w:rPr>
+                <w:rFonts w:eastAsia="標楷體" w:ascii="Times New Roman" w:hAnsi="Times New Roman"/>
+                <w:b w:val="0"/>
+                <w:i w:val="0"/>
+                <w:sz w:val="24"/>
+              </w:rPr>
+              <w:t>✅</w:t>
+            </w:r>
+          </w:p>
+        </w:tc>
+        <w:tc>
+          <w:tcPr>
+            <w:tcW w:type="dxa" w:w="1757"/>
+            <w:vAlign w:val="center"/>
+            <w:shd w:val="clear" w:color="auto" w:fill="FFFFFF"/>
+          </w:tcPr>
+          <w:p>
+            <w:pPr w:adjustRightInd="1" w:snapToGrid="0">
+              <w:spacing w:before="40" w:after="40" w:line="240" w:lineRule="auto"/>
+              <w:jc w:val="center"/>
+            </w:pPr>
+            <w:r>
+              <w:rPr>
+                <w:rFonts w:eastAsia="標楷體" w:ascii="Times New Roman" w:hAnsi="Times New Roman"/>
+                <w:b w:val="0"/>
+                <w:i w:val="0"/>
+                <w:sz w:val="24"/>
+              </w:rPr>
+              <w:t>❌</w:t>
+            </w:r>
+          </w:p>
+        </w:tc>
+        <w:tc>
+          <w:tcPr>
+            <w:tcW w:type="dxa" w:w="1757"/>
+            <w:vAlign w:val="center"/>
+            <w:shd w:val="clear" w:color="auto" w:fill="FFFFFF"/>
+          </w:tcPr>
+          <w:p>
+            <w:pPr w:adjustRightInd="1" w:snapToGrid="0">
+              <w:spacing w:before="40" w:after="40" w:line="240" w:lineRule="auto"/>
+              <w:jc w:val="center"/>
+            </w:pPr>
+            <w:r>
+              <w:rPr>
+                <w:rFonts w:eastAsia="標楷體" w:ascii="Times New Roman" w:hAnsi="Times New Roman"/>
+                <w:b w:val="0"/>
+                <w:i w:val="0"/>
+                <w:sz w:val="24"/>
+              </w:rPr>
+              <w:t>❌</w:t>
+            </w:r>
+          </w:p>
+        </w:tc>
+        <w:tc>
+          <w:tcPr>
+            <w:tcW w:type="dxa" w:w="1757"/>
+            <w:vAlign w:val="center"/>
+            <w:shd w:val="clear" w:color="auto" w:fill="FFFFFF"/>
+          </w:tcPr>
+          <w:p>
+            <w:pPr w:adjustRightInd="1" w:snapToGrid="0">
+              <w:spacing w:before="40" w:after="40" w:line="240" w:lineRule="auto"/>
+              <w:jc w:val="center"/>
+            </w:pPr>
+            <w:r>
+              <w:rPr>
+                <w:rFonts w:eastAsia="標楷體" w:ascii="Times New Roman" w:hAnsi="Times New Roman"/>
+                <w:b w:val="0"/>
+                <w:i w:val="0"/>
+                <w:sz w:val="24"/>
+              </w:rPr>
+              <w:t>❌</w:t>
+            </w:r>
+          </w:p>
+        </w:tc>
+        <w:tc>
+          <w:tcPr>
+            <w:tcW w:type="dxa" w:w="1757"/>
+            <w:vAlign w:val="center"/>
+            <w:shd w:val="clear" w:color="auto" w:fill="FFFFFF"/>
+          </w:tcPr>
+          <w:p>
+            <w:pPr w:adjustRightInd="1" w:snapToGrid="0">
+              <w:spacing w:before="40" w:after="40" w:line="240" w:lineRule="auto"/>
+              <w:jc w:val="center"/>
+            </w:pPr>
+            <w:r>
+              <w:rPr>
+                <w:rFonts w:eastAsia="標楷體" w:ascii="Times New Roman" w:hAnsi="Times New Roman"/>
+                <w:b w:val="0"/>
+                <w:i w:val="0"/>
+                <w:sz w:val="24"/>
+              </w:rPr>
+              <w:t>△</w:t>
+            </w:r>
+          </w:p>
+        </w:tc>
+      </w:tr>
+      <w:tr>
+        <w:trPr>
+          <w:cantSplit/>
+        </w:trPr>
+        <w:tc>
+          <w:tcPr>
+            <w:tcW w:type="dxa" w:w="1757"/>
+            <w:vAlign w:val="center"/>
+            <w:shd w:val="clear" w:color="auto" w:fill="F2F2F2"/>
+          </w:tcPr>
+          <w:p>
+            <w:pPr w:adjustRightInd="1" w:snapToGrid="0">
+              <w:spacing w:before="40" w:after="40" w:line="240" w:lineRule="auto"/>
+              <w:jc w:val="left"/>
+            </w:pPr>
+            <w:r>
+              <w:rPr>
+                <w:rFonts w:eastAsia="標楷體" w:ascii="Times New Roman" w:hAnsi="Times New Roman"/>
+                <w:b w:val="0"/>
+                <w:i w:val="0"/>
+                <w:sz w:val="24"/>
+              </w:rPr>
+              <w:t>CSRF／表單防護檢測</w:t>
+            </w:r>
+          </w:p>
+        </w:tc>
+        <w:tc>
+          <w:tcPr>
+            <w:tcW w:type="dxa" w:w="1757"/>
+            <w:vAlign w:val="center"/>
+            <w:shd w:val="clear" w:color="auto" w:fill="F2F2F2"/>
+          </w:tcPr>
+          <w:p>
+            <w:pPr w:adjustRightInd="1" w:snapToGrid="0">
+              <w:spacing w:before="40" w:after="40" w:line="240" w:lineRule="auto"/>
+              <w:jc w:val="center"/>
+            </w:pPr>
+            <w:r>
+              <w:rPr>
+                <w:rFonts w:eastAsia="標楷體" w:ascii="Times New Roman" w:hAnsi="Times New Roman"/>
+                <w:b w:val="0"/>
+                <w:i w:val="0"/>
+                <w:sz w:val="24"/>
+              </w:rPr>
+              <w:t>✅</w:t>
+            </w:r>
+          </w:p>
+        </w:tc>
+        <w:tc>
+          <w:tcPr>
+            <w:tcW w:type="dxa" w:w="1757"/>
+            <w:vAlign w:val="center"/>
+            <w:shd w:val="clear" w:color="auto" w:fill="F2F2F2"/>
+          </w:tcPr>
+          <w:p>
+            <w:pPr w:adjustRightInd="1" w:snapToGrid="0">
+              <w:spacing w:before="40" w:after="40" w:line="240" w:lineRule="auto"/>
+              <w:jc w:val="center"/>
+            </w:pPr>
+            <w:r>
+              <w:rPr>
+                <w:rFonts w:eastAsia="標楷體" w:ascii="Times New Roman" w:hAnsi="Times New Roman"/>
+                <w:b w:val="0"/>
+                <w:i w:val="0"/>
+                <w:sz w:val="24"/>
+              </w:rPr>
+              <w:t>❌</w:t>
+            </w:r>
+          </w:p>
+        </w:tc>
+        <w:tc>
+          <w:tcPr>
+            <w:tcW w:type="dxa" w:w="1757"/>
+            <w:vAlign w:val="center"/>
+            <w:shd w:val="clear" w:color="auto" w:fill="F2F2F2"/>
+          </w:tcPr>
+          <w:p>
+            <w:pPr w:adjustRightInd="1" w:snapToGrid="0">
+              <w:spacing w:before="40" w:after="40" w:line="240" w:lineRule="auto"/>
+              <w:jc w:val="center"/>
+            </w:pPr>
+            <w:r>
+              <w:rPr>
+                <w:rFonts w:eastAsia="標楷體" w:ascii="Times New Roman" w:hAnsi="Times New Roman"/>
+                <w:b w:val="0"/>
+                <w:i w:val="0"/>
+                <w:sz w:val="24"/>
+              </w:rPr>
+              <w:t>❌</w:t>
+            </w:r>
+          </w:p>
+        </w:tc>
+        <w:tc>
+          <w:tcPr>
+            <w:tcW w:type="dxa" w:w="1757"/>
+            <w:vAlign w:val="center"/>
+            <w:shd w:val="clear" w:color="auto" w:fill="F2F2F2"/>
+          </w:tcPr>
+          <w:p>
+            <w:pPr w:adjustRightInd="1" w:snapToGrid="0">
+              <w:spacing w:before="40" w:after="40" w:line="240" w:lineRule="auto"/>
+              <w:jc w:val="center"/>
+            </w:pPr>
+            <w:r>
+              <w:rPr>
+                <w:rFonts w:eastAsia="標楷體" w:ascii="Times New Roman" w:hAnsi="Times New Roman"/>
+                <w:b w:val="0"/>
+                <w:i w:val="0"/>
+                <w:sz w:val="24"/>
+              </w:rPr>
+              <w:t>❌</w:t>
+            </w:r>
+          </w:p>
+        </w:tc>
+        <w:tc>
+          <w:tcPr>
+            <w:tcW w:type="dxa" w:w="1757"/>
+            <w:vAlign w:val="center"/>
+            <w:shd w:val="clear" w:color="auto" w:fill="F2F2F2"/>
+          </w:tcPr>
+          <w:p>
+            <w:pPr w:adjustRightInd="1" w:snapToGrid="0">
+              <w:spacing w:before="40" w:after="40" w:line="240" w:lineRule="auto"/>
+              <w:jc w:val="center"/>
+            </w:pPr>
+            <w:r>
+              <w:rPr>
+                <w:rFonts w:eastAsia="標楷體" w:ascii="Times New Roman" w:hAnsi="Times New Roman"/>
+                <w:b w:val="0"/>
+                <w:i w:val="0"/>
+                <w:sz w:val="24"/>
+              </w:rPr>
+              <w:t>❌</w:t>
+            </w:r>
+          </w:p>
+        </w:tc>
+      </w:tr>
+      <w:tr>
+        <w:trPr>
+          <w:cantSplit/>
+        </w:trPr>
+        <w:tc>
+          <w:tcPr>
+            <w:tcW w:type="dxa" w:w="1757"/>
+            <w:vAlign w:val="center"/>
+            <w:shd w:val="clear" w:color="auto" w:fill="FFFFFF"/>
+          </w:tcPr>
+          <w:p>
+            <w:pPr w:adjustRightInd="1" w:snapToGrid="0">
+              <w:spacing w:before="40" w:after="40" w:line="240" w:lineRule="auto"/>
+              <w:jc w:val="left"/>
+            </w:pPr>
+            <w:r>
+              <w:rPr>
+                <w:rFonts w:eastAsia="標楷體" w:ascii="Times New Roman" w:hAnsi="Times New Roman"/>
+                <w:b w:val="0"/>
+                <w:i w:val="0"/>
+                <w:sz w:val="24"/>
+              </w:rPr>
+              <w:t>主動弱點探測（後台路徑／開放目錄／SQLi）</w:t>
+            </w:r>
+          </w:p>
+        </w:tc>
+        <w:tc>
+          <w:tcPr>
+            <w:tcW w:type="dxa" w:w="1757"/>
+            <w:vAlign w:val="center"/>
+            <w:shd w:val="clear" w:color="auto" w:fill="FFFFFF"/>
+          </w:tcPr>
+          <w:p>
+            <w:pPr w:adjustRightInd="1" w:snapToGrid="0">
+              <w:spacing w:before="40" w:after="40" w:line="240" w:lineRule="auto"/>
+              <w:jc w:val="center"/>
+            </w:pPr>
+            <w:r>
+              <w:rPr>
+                <w:rFonts w:eastAsia="標楷體" w:ascii="Times New Roman" w:hAnsi="Times New Roman"/>
+                <w:b w:val="0"/>
+                <w:i w:val="0"/>
+                <w:sz w:val="24"/>
+              </w:rPr>
+              <w:t>✅</w:t>
+            </w:r>
+          </w:p>
+        </w:tc>
+        <w:tc>
+          <w:tcPr>
+            <w:tcW w:type="dxa" w:w="1757"/>
+            <w:vAlign w:val="center"/>
+            <w:shd w:val="clear" w:color="auto" w:fill="FFFFFF"/>
+          </w:tcPr>
+          <w:p>
+            <w:pPr w:adjustRightInd="1" w:snapToGrid="0">
+              <w:spacing w:before="40" w:after="40" w:line="240" w:lineRule="auto"/>
+              <w:jc w:val="center"/>
+            </w:pPr>
+            <w:r>
+              <w:rPr>
+                <w:rFonts w:eastAsia="標楷體" w:ascii="Times New Roman" w:hAnsi="Times New Roman"/>
+                <w:b w:val="0"/>
+                <w:i w:val="0"/>
+                <w:sz w:val="24"/>
+              </w:rPr>
+              <w:t>❌</w:t>
+            </w:r>
+          </w:p>
+        </w:tc>
+        <w:tc>
+          <w:tcPr>
+            <w:tcW w:type="dxa" w:w="1757"/>
+            <w:vAlign w:val="center"/>
+            <w:shd w:val="clear" w:color="auto" w:fill="FFFFFF"/>
+          </w:tcPr>
+          <w:p>
+            <w:pPr w:adjustRightInd="1" w:snapToGrid="0">
+              <w:spacing w:before="40" w:after="40" w:line="240" w:lineRule="auto"/>
+              <w:jc w:val="center"/>
+            </w:pPr>
+            <w:r>
+              <w:rPr>
+                <w:rFonts w:eastAsia="標楷體" w:ascii="Times New Roman" w:hAnsi="Times New Roman"/>
+                <w:b w:val="0"/>
+                <w:i w:val="0"/>
+                <w:sz w:val="24"/>
+              </w:rPr>
+              <w:t>❌</w:t>
+            </w:r>
+          </w:p>
+        </w:tc>
+        <w:tc>
+          <w:tcPr>
+            <w:tcW w:type="dxa" w:w="1757"/>
+            <w:vAlign w:val="center"/>
+            <w:shd w:val="clear" w:color="auto" w:fill="FFFFFF"/>
+          </w:tcPr>
+          <w:p>
+            <w:pPr w:adjustRightInd="1" w:snapToGrid="0">
+              <w:spacing w:before="40" w:after="40" w:line="240" w:lineRule="auto"/>
+              <w:jc w:val="center"/>
+            </w:pPr>
+            <w:r>
+              <w:rPr>
+                <w:rFonts w:eastAsia="標楷體" w:ascii="Times New Roman" w:hAnsi="Times New Roman"/>
+                <w:b w:val="0"/>
+                <w:i w:val="0"/>
+                <w:sz w:val="24"/>
+              </w:rPr>
+              <w:t>❌</w:t>
+            </w:r>
+          </w:p>
+        </w:tc>
+        <w:tc>
+          <w:tcPr>
+            <w:tcW w:type="dxa" w:w="1757"/>
+            <w:vAlign w:val="center"/>
+            <w:shd w:val="clear" w:color="auto" w:fill="FFFFFF"/>
+          </w:tcPr>
+          <w:p>
+            <w:pPr w:adjustRightInd="1" w:snapToGrid="0">
+              <w:spacing w:before="40" w:after="40" w:line="240" w:lineRule="auto"/>
+              <w:jc w:val="center"/>
+            </w:pPr>
+            <w:r>
+              <w:rPr>
+                <w:rFonts w:eastAsia="標楷體" w:ascii="Times New Roman" w:hAnsi="Times New Roman"/>
+                <w:b w:val="0"/>
+                <w:i w:val="0"/>
+                <w:sz w:val="24"/>
+              </w:rPr>
+              <w:t>△</w:t>
+            </w:r>
+          </w:p>
+        </w:tc>
+      </w:tr>
+      <w:tr>
+        <w:trPr>
+          <w:cantSplit/>
+        </w:trPr>
+        <w:tc>
+          <w:tcPr>
+            <w:tcW w:type="dxa" w:w="1757"/>
+            <w:vAlign w:val="center"/>
+            <w:shd w:val="clear" w:color="auto" w:fill="F2F2F2"/>
+          </w:tcPr>
+          <w:p>
+            <w:pPr w:adjustRightInd="1" w:snapToGrid="0">
+              <w:spacing w:before="40" w:after="40" w:line="240" w:lineRule="auto"/>
+              <w:jc w:val="left"/>
+            </w:pPr>
+            <w:r>
+              <w:rPr>
+                <w:rFonts w:eastAsia="標楷體" w:ascii="Times New Roman" w:hAnsi="Times New Roman"/>
+                <w:b w:val="0"/>
+                <w:i w:val="0"/>
+                <w:sz w:val="24"/>
+              </w:rPr>
+              <w:t>惡意程式／黑名單掃描</w:t>
+            </w:r>
+          </w:p>
+        </w:tc>
+        <w:tc>
+          <w:tcPr>
+            <w:tcW w:type="dxa" w:w="1757"/>
+            <w:vAlign w:val="center"/>
+            <w:shd w:val="clear" w:color="auto" w:fill="F2F2F2"/>
+          </w:tcPr>
+          <w:p>
+            <w:pPr w:adjustRightInd="1" w:snapToGrid="0">
+              <w:spacing w:before="40" w:after="40" w:line="240" w:lineRule="auto"/>
+              <w:jc w:val="center"/>
+            </w:pPr>
+            <w:r>
+              <w:rPr>
+                <w:rFonts w:eastAsia="標楷體" w:ascii="Times New Roman" w:hAnsi="Times New Roman"/>
+                <w:b w:val="0"/>
+                <w:i w:val="0"/>
+                <w:sz w:val="24"/>
+              </w:rPr>
+              <w:t>❌</w:t>
+            </w:r>
+          </w:p>
+        </w:tc>
+        <w:tc>
+          <w:tcPr>
+            <w:tcW w:type="dxa" w:w="1757"/>
+            <w:vAlign w:val="center"/>
+            <w:shd w:val="clear" w:color="auto" w:fill="F2F2F2"/>
+          </w:tcPr>
+          <w:p>
+            <w:pPr w:adjustRightInd="1" w:snapToGrid="0">
+              <w:spacing w:before="40" w:after="40" w:line="240" w:lineRule="auto"/>
+              <w:jc w:val="center"/>
+            </w:pPr>
+            <w:r>
+              <w:rPr>
+                <w:rFonts w:eastAsia="標楷體" w:ascii="Times New Roman" w:hAnsi="Times New Roman"/>
+                <w:b w:val="0"/>
+                <w:i w:val="0"/>
+                <w:sz w:val="24"/>
+              </w:rPr>
+              <w:t>❌</w:t>
+            </w:r>
+          </w:p>
+        </w:tc>
+        <w:tc>
+          <w:tcPr>
+            <w:tcW w:type="dxa" w:w="1757"/>
+            <w:vAlign w:val="center"/>
+            <w:shd w:val="clear" w:color="auto" w:fill="F2F2F2"/>
+          </w:tcPr>
+          <w:p>
+            <w:pPr w:adjustRightInd="1" w:snapToGrid="0">
+              <w:spacing w:before="40" w:after="40" w:line="240" w:lineRule="auto"/>
+              <w:jc w:val="center"/>
+            </w:pPr>
+            <w:r>
+              <w:rPr>
+                <w:rFonts w:eastAsia="標楷體" w:ascii="Times New Roman" w:hAnsi="Times New Roman"/>
+                <w:b w:val="0"/>
+                <w:i w:val="0"/>
+                <w:sz w:val="24"/>
+              </w:rPr>
+              <w:t>❌</w:t>
+            </w:r>
+          </w:p>
+        </w:tc>
+        <w:tc>
+          <w:tcPr>
+            <w:tcW w:type="dxa" w:w="1757"/>
+            <w:vAlign w:val="center"/>
+            <w:shd w:val="clear" w:color="auto" w:fill="F2F2F2"/>
+          </w:tcPr>
+          <w:p>
+            <w:pPr w:adjustRightInd="1" w:snapToGrid="0">
+              <w:spacing w:before="40" w:after="40" w:line="240" w:lineRule="auto"/>
+              <w:jc w:val="center"/>
+            </w:pPr>
+            <w:r>
+              <w:rPr>
+                <w:rFonts w:eastAsia="標楷體" w:ascii="Times New Roman" w:hAnsi="Times New Roman"/>
+                <w:b w:val="0"/>
+                <w:i w:val="0"/>
+                <w:sz w:val="24"/>
+              </w:rPr>
+              <w:t>❌</w:t>
+            </w:r>
+          </w:p>
+        </w:tc>
+        <w:tc>
+          <w:tcPr>
+            <w:tcW w:type="dxa" w:w="1757"/>
+            <w:vAlign w:val="center"/>
+            <w:shd w:val="clear" w:color="auto" w:fill="F2F2F2"/>
+          </w:tcPr>
+          <w:p>
+            <w:pPr w:adjustRightInd="1" w:snapToGrid="0">
+              <w:spacing w:before="40" w:after="40" w:line="240" w:lineRule="auto"/>
+              <w:jc w:val="center"/>
+            </w:pPr>
+            <w:r>
+              <w:rPr>
+                <w:rFonts w:eastAsia="標楷體" w:ascii="Times New Roman" w:hAnsi="Times New Roman"/>
+                <w:b w:val="0"/>
+                <w:i w:val="0"/>
+                <w:sz w:val="24"/>
+              </w:rPr>
+              <w:t>✅</w:t>
+            </w:r>
+          </w:p>
+        </w:tc>
+      </w:tr>
+      <w:tr>
+        <w:trPr>
+          <w:cantSplit/>
+        </w:trPr>
+        <w:tc>
+          <w:tcPr>
+            <w:tcW w:type="dxa" w:w="1757"/>
+            <w:vAlign w:val="center"/>
+            <w:shd w:val="clear" w:color="auto" w:fill="FFFFFF"/>
+          </w:tcPr>
+          <w:p>
+            <w:pPr w:adjustRightInd="1" w:snapToGrid="0">
+              <w:spacing w:before="40" w:after="40" w:line="240" w:lineRule="auto"/>
+              <w:jc w:val="left"/>
+            </w:pPr>
+            <w:r>
+              <w:rPr>
+                <w:rFonts w:eastAsia="標楷體" w:ascii="Times New Roman" w:hAnsi="Times New Roman"/>
+                <w:b w:val="0"/>
+                <w:i w:val="0"/>
+                <w:sz w:val="24"/>
+              </w:rPr>
+              <w:t>WAF／網站防火牆防護</w:t>
+            </w:r>
+          </w:p>
+        </w:tc>
+        <w:tc>
+          <w:tcPr>
+            <w:tcW w:type="dxa" w:w="1757"/>
+            <w:vAlign w:val="center"/>
+            <w:shd w:val="clear" w:color="auto" w:fill="FFFFFF"/>
+          </w:tcPr>
+          <w:p>
+            <w:pPr w:adjustRightInd="1" w:snapToGrid="0">
+              <w:spacing w:before="40" w:after="40" w:line="240" w:lineRule="auto"/>
+              <w:jc w:val="center"/>
+            </w:pPr>
+            <w:r>
+              <w:rPr>
+                <w:rFonts w:eastAsia="標楷體" w:ascii="Times New Roman" w:hAnsi="Times New Roman"/>
+                <w:b w:val="0"/>
+                <w:i w:val="0"/>
+                <w:sz w:val="24"/>
+              </w:rPr>
+              <w:t>❌</w:t>
+            </w:r>
+          </w:p>
+        </w:tc>
+        <w:tc>
+          <w:tcPr>
+            <w:tcW w:type="dxa" w:w="1757"/>
+            <w:vAlign w:val="center"/>
+            <w:shd w:val="clear" w:color="auto" w:fill="FFFFFF"/>
+          </w:tcPr>
+          <w:p>
+            <w:pPr w:adjustRightInd="1" w:snapToGrid="0">
+              <w:spacing w:before="40" w:after="40" w:line="240" w:lineRule="auto"/>
+              <w:jc w:val="center"/>
+            </w:pPr>
+            <w:r>
+              <w:rPr>
+                <w:rFonts w:eastAsia="標楷體" w:ascii="Times New Roman" w:hAnsi="Times New Roman"/>
+                <w:b w:val="0"/>
+                <w:i w:val="0"/>
+                <w:sz w:val="24"/>
+              </w:rPr>
+              <w:t>❌</w:t>
+            </w:r>
+          </w:p>
+        </w:tc>
+        <w:tc>
+          <w:tcPr>
+            <w:tcW w:type="dxa" w:w="1757"/>
+            <w:vAlign w:val="center"/>
+            <w:shd w:val="clear" w:color="auto" w:fill="FFFFFF"/>
+          </w:tcPr>
+          <w:p>
+            <w:pPr w:adjustRightInd="1" w:snapToGrid="0">
+              <w:spacing w:before="40" w:after="40" w:line="240" w:lineRule="auto"/>
+              <w:jc w:val="center"/>
+            </w:pPr>
+            <w:r>
+              <w:rPr>
+                <w:rFonts w:eastAsia="標楷體" w:ascii="Times New Roman" w:hAnsi="Times New Roman"/>
+                <w:b w:val="0"/>
+                <w:i w:val="0"/>
+                <w:sz w:val="24"/>
+              </w:rPr>
+              <w:t>❌</w:t>
+            </w:r>
+          </w:p>
+        </w:tc>
+        <w:tc>
+          <w:tcPr>
+            <w:tcW w:type="dxa" w:w="1757"/>
+            <w:vAlign w:val="center"/>
+            <w:shd w:val="clear" w:color="auto" w:fill="FFFFFF"/>
+          </w:tcPr>
+          <w:p>
+            <w:pPr w:adjustRightInd="1" w:snapToGrid="0">
+              <w:spacing w:before="40" w:after="40" w:line="240" w:lineRule="auto"/>
+              <w:jc w:val="center"/>
+            </w:pPr>
+            <w:r>
+              <w:rPr>
+                <w:rFonts w:eastAsia="標楷體" w:ascii="Times New Roman" w:hAnsi="Times New Roman"/>
+                <w:b w:val="0"/>
+                <w:i w:val="0"/>
+                <w:sz w:val="24"/>
+              </w:rPr>
+              <w:t>❌</w:t>
+            </w:r>
+          </w:p>
+        </w:tc>
+        <w:tc>
+          <w:tcPr>
+            <w:tcW w:type="dxa" w:w="1757"/>
+            <w:vAlign w:val="center"/>
+            <w:shd w:val="clear" w:color="auto" w:fill="FFFFFF"/>
+          </w:tcPr>
+          <w:p>
+            <w:pPr w:adjustRightInd="1" w:snapToGrid="0">
+              <w:spacing w:before="40" w:after="40" w:line="240" w:lineRule="auto"/>
+              <w:jc w:val="center"/>
+            </w:pPr>
+            <w:r>
+              <w:rPr>
+                <w:rFonts w:eastAsia="標楷體" w:ascii="Times New Roman" w:hAnsi="Times New Roman"/>
+                <w:b w:val="0"/>
+                <w:i w:val="0"/>
+                <w:sz w:val="24"/>
+              </w:rPr>
+              <w:t>✅</w:t>
             </w:r>
           </w:p>
         </w:tc>
@@ -2072,7 +2704,7 @@
           <w:i w:val="0"/>
           <w:sz w:val="28"/>
         </w:rPr>
-        <w:t>資料來源（各平台官方定價頁，2026 年 5 月查得；外幣依台灣銀行牌告匯率https://rate.bot.com.tw/xrt 約 1 USD≈NT$32 換算）：SEMrush Pro US$139.95/月（https://www.semrush.com/pricing/seo/）；Ahrefs Starter US$29/月（https://ahrefs.com/pricing）；Moz Pro Starter US$49/月（https://moz.com/products/pro/pricing）；Sucuri Basic Platform US$199.99/年（https://sucuri.net/website-security-platform/signup/，折合約 NT$533/月）；Argus 為本系統按需點數定價與系統實測（2026）。</w:t>
+        <w:t>資料來源（功能依各平台官方功能／定價頁，2026 年 5 月查得；Argus 欄位依本系統四維掃描器實測）：SEMrush（https://www.semrush.com/pricing/seo/，Pro US$139.95/月，AI Visibility Toolkit 為加購）；Ahrefs（https://ahrefs.com/pricing，Starter US$29/月，Brand Radar 為加購）；Moz Pro（https://moz.com/products/pro/pricing，Starter US$49/月）；Sucuri（https://sucuri.net/website-security-platform/signup/，Basic Platform US$199.99/年）。各平台最低月費約為：Argus NT$300 起、SEMrush NT$4,478、Ahrefs NT$928、Moz Pro NT$1,568、Sucuri NT$533（外幣依台灣銀行牌告匯率 https://rate.bot.com.tw/xrt 約 1 USD≈NT$32 換算，匯率每日浮動，僅供比較參考）。</w:t>
       </w:r>
     </w:p>
     <w:p>
@@ -2088,7 +2720,7 @@
           <w:i w:val="0"/>
           <w:sz w:val="28"/>
         </w:rPr>
-        <w:t>由比較表可見，Argus 是市場上唯一同時具備四維掃描、圖形化介面、完全被動合規操作以及按需計費的整合型平台，填補了現有工具在 AEO/GEO 維度的空白。</w:t>
+        <w:t>由細項比較可見，SEMrush、Ahrefs、Moz Pro 在 SEO 分析（關鍵字、外鏈、排名）面向功能深厚，但完全不提供 AEO／GEO 之頁面結構化優化檢測，也缺乏資安掃描；其 AI 相關功能（如 SEMrush AI Visibility Toolkit、Ahrefs Brand Radar）屬獨立加購，且為「品牌在生成式引擎被提及」之可見度監測，並非針對網站本身 FAQ／JSON-LD 結構的 AEO／GEO 評分。Sucuri 則專精惡意程式與 WAF 防護，不涉 SEO／AEO／GEO。相較之下，Argus 是唯一於單一平台同時整合 SEO 技術健檢、AEO／GEO 結構化優化評分與資安被動掃描三大維度的整合型 SaaS，填補了現有工具在 AEO／GEO 維度的空白。</w:t>
       </w:r>
     </w:p>
     <w:p>
